--- a/SAJE_292892_revision/deliverables_round3/02_Manuscript_Revised_Marked_blue.docx
+++ b/SAJE_292892_revision/deliverables_round3/02_Manuscript_Revised_Marked_blue.docx
@@ -1881,7 +1881,7 @@
         <w:rPr>
           <w:color w:val="0000FF"/>
         </w:rPr>
-        <w:t>Assumption (2) concerns changes in outcomes, so level differences between scored and never-scored firms do not violate it, but a different growth path before coverage would.</w:t>
+        <w:t>This assumption concerns changes in outcomes, so level differences between scored and never-scored firms do not violate it, but a different growth path before coverage would.</w:t>
       </w:r>
     </w:p>
     <w:p>
@@ -1904,7 +1904,7 @@
         <w:rPr>
           <w:color w:val="0000FF"/>
         </w:rPr>
-        <w:t>Two arguments make assumption (2) plausible in parts of the sample, and one argues against it.</w:t>
+        <w:t>Two arguments make it plausible in parts of the sample, and one argues against it.</w:t>
       </w:r>
       <w:r>
         <w:rPr/>
@@ -1944,7 +1944,7 @@
         <w:rPr>
           <w:color w:val="0000FF"/>
         </w:rPr>
-        <w:t>We therefore treat the post-coverage estimates as conditional on assumption (2) and give most weight to evidence that does not depend on it: the ordering of growth and entry, and the contrast between waves with and without a run-up.</w:t>
+        <w:t>We therefore treat the post-coverage estimates as conditional on the parallel trends assumption and give most weight to evidence that does not depend on it: the ordering of growth and entry, and the contrast between waves with and without a run-up.</w:t>
       </w:r>
     </w:p>
     <w:p>
@@ -3153,7 +3153,7 @@
         <w:rPr>
           <w:color w:val="0000FF"/>
         </w:rPr>
-        <w:t>Because the pre-coverage estimates cast doubt on assumption (2), we add three exploratory checks.</w:t>
+        <w:t>Because the pre-coverage estimates cast doubt on the parallel trends assumption, we add three exploratory checks.</w:t>
       </w:r>
       <w:r>
         <w:rPr/>
@@ -3196,7 +3196,7 @@
         <w:rPr>
           <w:color w:val="0000FF"/>
         </w:rPr>
-        <w:t>Let δ(e) denote the post-coverage violation of assumption (2) in event year e; we assume</w:t>
+        <w:t>Let δ(e) denote the post-coverage violation of the parallel trends assumption in event year e; we assume</w:t>
       </w:r>
     </w:p>
     <w:p>
@@ -3812,7 +3812,7 @@
         <w:rPr>
           <w:color w:val="0000FF"/>
         </w:rPr>
-        <w:t>They add not-yet-scored firms to the controls (R1), drop the covariates (R2), exclude the 2020 and 2021 cohorts (R3), keep only control firms whose base-year log total assets reach the 10th percentile among scored firms of the same cohort (R4), date coverage three years early as a placebo (R5), and estimate Eq. (8) (R6).</w:t>
+        <w:t>They add not-yet-scored firms to the controls (R1), drop the covariates (R2), exclude the 2020 and 2021 cohorts (R3), keep only control firms whose base-year log total assets reach the 10th percentile among scored firms of the same cohort (R4), date coverage three years early as a placebo (R5), and estimate the TWFE regression (R6).</w:t>
       </w:r>
       <w:r>
         <w:rPr/>
@@ -4990,7 +4990,7 @@
         <w:rPr>
           <w:color w:val="0000FF"/>
         </w:rPr>
-        <w:t>Figure 1 plots the event-time estimates of Eq. (5).</w:t>
+        <w:t>Figure 1 plots the event-time estimates.</w:t>
       </w:r>
       <w:r>
         <w:rPr/>
@@ -5040,7 +5040,7 @@
         <w:rPr>
           <w:color w:val="0000FF"/>
         </w:rPr>
-        <w:t>After the first recorded score, the MTB estimates for event years 0 to 3 lie between −0.044 and 0.017, and none differs from zero at the 5% level; event year 4 rests on only 141 scored firms and is excluded from Eq. (6).</w:t>
+        <w:t>After the first recorded score, the MTB estimates for event years 0 to 3 lie between −0.044 and 0.017, and none differs from zero at the 5% level; event year 4 rests on only 141 scored firms and is excluded from the headline estimate.</w:t>
       </w:r>
       <w:r>
         <w:rPr/>
@@ -5060,7 +5060,7 @@
         <w:rPr>
           <w:color w:val="0000FF"/>
         </w:rPr>
-        <w:t>Only reading the post-coverage part as an effect of coverage depends on assumption (2).</w:t>
+        <w:t>Only reading the post-coverage part as an effect of coverage depends on the parallel trends assumption.</w:t>
       </w:r>
     </w:p>
     <w:p>
@@ -5279,7 +5279,7 @@
           <w:color w:val="0000FF"/>
           <w:sz w:val="24"/>
         </w:rPr>
-        <w:t>5.3 Average Change After Entry Under Assumption (2)</w:t>
+        <w:t>5.3 Average Change After Entry Under Parallel Trends</w:t>
       </w:r>
     </w:p>
     <w:p>
@@ -5289,8 +5289,14 @@
         <w:jc w:val="both"/>
       </w:pPr>
       <w:r>
+        <w:rPr>
+          <w:color w:val="0000FF"/>
+        </w:rPr>
+        <w:t>Table 2 reports the headline estimates.</w:t>
+      </w:r>
+      <w:r>
         <w:rPr/>
-        <w:t xml:space="preserve">Table 2 reports the headline estimates of Eq. (6). </w:t>
+        <w:t xml:space="preserve"> </w:t>
       </w:r>
       <w:r>
         <w:rPr>
@@ -5336,7 +5342,7 @@
           <w:color w:val="0000FF"/>
           <w:sz w:val="22"/>
         </w:rPr>
-        <w:t>Average change after the first recorded LSEG ESG score over event years 0 to 3, under assumption (2)</w:t>
+        <w:t>Average change after the first recorded LSEG ESG score over event years 0 to 3, under parallel trends</w:t>
       </w:r>
     </w:p>
     <w:tbl>
@@ -10425,7 +10431,7 @@
         <w:rPr>
           <w:color w:val="0000FF"/>
         </w:rPr>
-        <w:t>Under the bounds of Eq. (7) (Table S7), with M̄ = 0.25 the interval for the MTB effect is −0.071 to 0.073, and any departure with M̄ above 0.01 admits a 5% increase.</w:t>
+        <w:t>Under the relative-magnitude bounds (Table S7), with M̄ = 0.25 the interval for the MTB effect is −0.071 to 0.073, and any departure with M̄ above 0.01 admits a 5% increase.</w:t>
       </w:r>
       <w:r>
         <w:rPr/>
@@ -14227,7 +14233,7 @@
         <w:rPr>
           <w:color w:val="0000FF"/>
         </w:rPr>
-        <w:t>The pooled estimate weights cohorts and event years by the number of scored firms in each cell (Eq. 6).</w:t>
+        <w:t>The pooled estimate weights cohorts and event years by the number of scored firms in each cell.</w:t>
       </w:r>
       <w:r>
         <w:rPr/>
@@ -14257,7 +14263,7 @@
         <w:rPr>
           <w:color w:val="0000FF"/>
         </w:rPr>
-        <w:t>Under assumption (2), the largest increase compatible with the headline interval is of the same order as the announcement return of 4.86% that Demiroglu and Ryngaert (2010) report for the first analyst coverage of neglected stocks, and because annual ratios miss short-lived price pressure, our estimates concern lasting revaluation (Chen et al., 2004).</w:t>
+        <w:t>Under the parallel trends assumption, the largest increase compatible with the headline interval is of the same order as the announcement return of 4.86% that Demiroglu and Ryngaert (2010) report for the first analyst coverage of neglected stocks, and because annual ratios miss short-lived price pressure, our estimates concern lasting revaluation (Chen et al., 2004).</w:t>
       </w:r>
     </w:p>
     <w:p>
@@ -14324,7 +14330,7 @@
         <w:rPr>
           <w:color w:val="0000FF"/>
         </w:rPr>
-        <w:t>Either way, entry marks the end of a period of relative growth, not a random draw, and this finding does not rest on assumption (2) or on the dating of publication.</w:t>
+        <w:t>Either way, entry marks the end of a period of relative growth, not a random draw, and this finding does not rest on the parallel trends assumption or on the dating of publication.</w:t>
       </w:r>
     </w:p>
     <w:p>
@@ -14418,7 +14424,7 @@
         <w:rPr>
           <w:color w:val="0000FF"/>
         </w:rPr>
-        <w:t>Recognition predicts a lasting gain for every newly scored firm; we detect none under assumption (2), but without ownership, trading, or fund-holding data we cannot tell whether recognition did not increase or whether it increased without moving prices.</w:t>
+        <w:t>Recognition predicts a lasting gain for every newly scored firm; we detect none under parallel trends, but without ownership, trading, or fund-holding data we cannot tell whether recognition did not increase or whether it increased without moving prices.</w:t>
       </w:r>
       <w:r>
         <w:rPr/>

--- a/SAJE_292892_revision/deliverables_round3/02_Manuscript_Revised_Marked_blue.docx
+++ b/SAJE_292892_revision/deliverables_round3/02_Manuscript_Revised_Marked_blue.docx
@@ -78,7 +78,7 @@
         <w:rPr>
           <w:color w:val="0000FF"/>
         </w:rPr>
-        <w:t>Scored firms are larger, and on average their market-to-book ratio had grown 10.0% more than that of similar firms over the five years before the first recorded score, a run-up not detected in a broad Malaysian wave.</w:t>
+        <w:t>Scored firms are larger, and on average their market-to-book ratio had grown 10.0% more than that of similar firms in the years before their first recorded score, a run-up not detected in a broad Malaysian wave.</w:t>
       </w:r>
       <w:r>
         <w:rPr/>
@@ -357,7 +357,7 @@
         <w:rPr>
           <w:color w:val="0000FF"/>
         </w:rPr>
-        <w:t>Most of this difference arises because the later dating measures valuations from the first recorded year, the high point of the relative MTB path, and the decline appears only in the waves that had a run-up.</w:t>
+        <w:t>Most of this difference arises because the later dating measures valuations from the first recorded year, after the cohorts' own rise in that year, and the decline appears only in the waves that had a run-up.</w:t>
       </w:r>
       <w:r>
         <w:rPr/>
@@ -883,7 +883,7 @@
         <w:rPr>
           <w:color w:val="0000FF"/>
         </w:rPr>
-        <w:t>The data combine the annual LSEG ESG score (LSEG, 2025), not the controversy-adjusted combined score, with accounting and market data from Compustat Global (S&amp;P Global Market Intelligence, 2025) for 3,709 listed firms (40,799 firm-years from 2014 to 2024).</w:t>
+        <w:t>The data combine the annual LSEG ESG score (LSEG, 2025), not the controversy-adjusted combined score, with accounting and market data from Compustat Global (S&amp;P Global Market Intelligence, 2025) for 3,709 listed firms, each with a row for every year from 2014 to 2024; rows before a firm lists carry no data (3,647 rows).</w:t>
       </w:r>
       <w:r>
         <w:rPr/>
@@ -893,7 +893,7 @@
         <w:rPr>
           <w:color w:val="0000FF"/>
         </w:rPr>
-        <w:t>Firms enter the panel when they list, but every firm in the extract has data in 2024, so firms that delisted between 2014 and 2023 are absent from both the scored and the never-scored groups.</w:t>
+        <w:t>Every firm in the extract has data in 2024, so firms that delisted between 2014 and 2023 are absent from both the scored and the never-scored groups.</w:t>
       </w:r>
       <w:r>
         <w:rPr/>
@@ -940,13 +940,13 @@
       </w:r>
       <w:r>
         <w:rPr/>
-        <w:t xml:space="preserve"> Excluding the 135 firms scored in 2014, which have no pre-coverage year, leaves 3,288 firms and 36,168 firm-years: 675 firms first scored between 2015 and 2024 and 2,613 never-scored firms. </w:t>
+        <w:t xml:space="preserve"> </w:t>
       </w:r>
       <w:r>
         <w:rPr>
           <w:color w:val="0000FF"/>
         </w:rPr>
-        <w:t>A firm-year enters an estimate only if its outcome is observed in both the base year and the comparison year (Tables S2 and S3 of the supplementary material).</w:t>
+        <w:t>Excluding the 135 firms scored in 2014, which have no pre-coverage year, leaves 3,288 firms with 32,521 listed firm-years: 675 firms first scored between 2015 and 2024 and 2,613 never-scored firms.</w:t>
       </w:r>
       <w:r>
         <w:rPr/>
@@ -956,7 +956,7 @@
         <w:rPr>
           <w:color w:val="0000FF"/>
         </w:rPr>
-        <w:t>The source data contain no MTB ratio at or below zero, so firm-years with negative book equity appear as missing, like firm-years without market or accounting data.</w:t>
+        <w:t>A firm-year enters an estimate only if its outcome is observed in both the base year and the comparison year (Tables S2 and S3 of the supplementary material).</w:t>
       </w:r>
       <w:r>
         <w:rPr/>
@@ -966,7 +966,17 @@
         <w:rPr>
           <w:color w:val="0000FF"/>
         </w:rPr>
-        <w:t>Log MTB ratios are missing for 28.0% of never-scored and 12.7% of scored firm-years.</w:t>
+        <w:t>The source data contain no MTB ratio at or below zero, so firm-years with negative book equity appear as missing, like firm-years without market or accounting data.</w:t>
+      </w:r>
+      <w:r>
+        <w:rPr/>
+        <w:t xml:space="preserve"> </w:t>
+      </w:r>
+      <w:r>
+        <w:rPr>
+          <w:color w:val="0000FF"/>
+        </w:rPr>
+        <w:t>Log MTB ratios are missing for 18.5% of never-scored and 9.0% of scored listed firm-years.</w:t>
       </w:r>
     </w:p>
     <w:p>
@@ -9063,10 +9073,11 @@
         <w:tblLook w:firstColumn="1" w:firstRow="1" w:lastColumn="0" w:lastRow="0" w:noHBand="0" w:noVBand="1" w:val="04A0"/>
       </w:tblPr>
       <w:tblGrid>
-        <w:gridCol w:w="4752"/>
+        <w:gridCol w:w="3960"/>
+        <w:gridCol w:w="1512"/>
         <w:gridCol w:w="1655"/>
-        <w:gridCol w:w="1800"/>
         <w:gridCol w:w="1152"/>
+        <w:gridCol w:w="1080"/>
       </w:tblGrid>
       <w:tr>
         <w:trPr>
@@ -9075,7 +9086,7 @@
         </w:trPr>
         <w:tc>
           <w:tcPr>
-            <w:tcW w:type="dxa" w:w="4752"/>
+            <w:tcW w:type="dxa" w:w="3960"/>
             <w:tcBorders>
               <w:top w:val="single" w:sz="6" w:color="000000"/>
               <w:bottom w:val="single" w:sz="6" w:color="000000"/>
@@ -9094,6 +9105,31 @@
                 <w:sz w:val="18"/>
               </w:rPr>
               <w:t>Specification</w:t>
+            </w:r>
+          </w:p>
+        </w:tc>
+        <w:tc>
+          <w:tcPr>
+            <w:tcW w:type="dxa" w:w="1512"/>
+            <w:tcBorders>
+              <w:top w:val="single" w:sz="6" w:color="000000"/>
+              <w:bottom w:val="single" w:sz="6" w:color="000000"/>
+            </w:tcBorders>
+          </w:tcPr>
+          <w:p>
+            <w:pPr>
+              <w:keepNext/>
+              <w:spacing w:after="0" w:line="240" w:lineRule="auto"/>
+              <w:jc w:val="center"/>
+            </w:pPr>
+            <w:r/>
+            <w:r>
+              <w:rPr>
+                <w:b/>
+                <w:color w:val="0000FF"/>
+                <w:sz w:val="18"/>
+              </w:rPr>
+              <w:t>ln(MTB)</w:t>
             </w:r>
           </w:p>
         </w:tc>
@@ -9118,31 +9154,6 @@
                 <w:color w:val="0000FF"/>
                 <w:sz w:val="18"/>
               </w:rPr>
-              <w:t>ln(MTB)</w:t>
-            </w:r>
-          </w:p>
-        </w:tc>
-        <w:tc>
-          <w:tcPr>
-            <w:tcW w:type="dxa" w:w="1800"/>
-            <w:tcBorders>
-              <w:top w:val="single" w:sz="6" w:color="000000"/>
-              <w:bottom w:val="single" w:sz="6" w:color="000000"/>
-            </w:tcBorders>
-          </w:tcPr>
-          <w:p>
-            <w:pPr>
-              <w:keepNext/>
-              <w:spacing w:after="0" w:line="240" w:lineRule="auto"/>
-              <w:jc w:val="center"/>
-            </w:pPr>
-            <w:r/>
-            <w:r>
-              <w:rPr>
-                <w:b/>
-                <w:color w:val="0000FF"/>
-                <w:sz w:val="18"/>
-              </w:rPr>
               <w:t>ln(market cap)</w:t>
             </w:r>
           </w:p>
@@ -9172,6 +9183,31 @@
             </w:r>
           </w:p>
         </w:tc>
+        <w:tc>
+          <w:tcPr>
+            <w:tcW w:type="dxa" w:w="1080"/>
+            <w:tcBorders>
+              <w:top w:val="single" w:sz="6" w:color="000000"/>
+              <w:bottom w:val="single" w:sz="6" w:color="000000"/>
+            </w:tcBorders>
+          </w:tcPr>
+          <w:p>
+            <w:pPr>
+              <w:keepNext/>
+              <w:spacing w:after="0" w:line="240" w:lineRule="auto"/>
+              <w:jc w:val="center"/>
+            </w:pPr>
+            <w:r/>
+            <w:r>
+              <w:rPr>
+                <w:b/>
+                <w:color w:val="0000FF"/>
+                <w:sz w:val="18"/>
+              </w:rPr>
+              <w:t>Control firms</w:t>
+            </w:r>
+          </w:p>
+        </w:tc>
       </w:tr>
       <w:tr>
         <w:trPr>
@@ -9179,7 +9215,7 @@
         </w:trPr>
         <w:tc>
           <w:tcPr>
-            <w:tcW w:type="dxa" w:w="4752"/>
+            <w:tcW w:type="dxa" w:w="3960"/>
           </w:tcPr>
           <w:p>
             <w:pPr>
@@ -9194,6 +9230,36 @@
                 <w:sz w:val="18"/>
               </w:rPr>
               <w:t>(1) First recorded year g, reference g − 1, event years 0 to 3, all firms</w:t>
+            </w:r>
+          </w:p>
+        </w:tc>
+        <w:tc>
+          <w:tcPr>
+            <w:tcW w:type="dxa" w:w="1512"/>
+          </w:tcPr>
+          <w:p>
+            <w:pPr>
+              <w:keepNext/>
+              <w:spacing w:after="0" w:line="240" w:lineRule="auto"/>
+              <w:jc w:val="center"/>
+            </w:pPr>
+            <w:r/>
+            <w:r>
+              <w:rPr>
+                <w:color w:val="0000FF"/>
+                <w:sz w:val="18"/>
+              </w:rPr>
+              <w:t>0.002</w:t>
+            </w:r>
+            <w:r>
+              <w:br/>
+            </w:r>
+            <w:r>
+              <w:rPr>
+                <w:color w:val="0000FF"/>
+                <w:sz w:val="18"/>
+              </w:rPr>
+              <w:t>(0.024)</w:t>
             </w:r>
           </w:p>
         </w:tc>
@@ -9213,36 +9279,6 @@
                 <w:color w:val="0000FF"/>
                 <w:sz w:val="18"/>
               </w:rPr>
-              <w:t>0.002</w:t>
-            </w:r>
-            <w:r>
-              <w:br/>
-            </w:r>
-            <w:r>
-              <w:rPr>
-                <w:color w:val="0000FF"/>
-                <w:sz w:val="18"/>
-              </w:rPr>
-              <w:t>(0.024)</w:t>
-            </w:r>
-          </w:p>
-        </w:tc>
-        <w:tc>
-          <w:tcPr>
-            <w:tcW w:type="dxa" w:w="1800"/>
-          </w:tcPr>
-          <w:p>
-            <w:pPr>
-              <w:keepNext/>
-              <w:spacing w:after="0" w:line="240" w:lineRule="auto"/>
-              <w:jc w:val="center"/>
-            </w:pPr>
-            <w:r/>
-            <w:r>
-              <w:rPr>
-                <w:color w:val="0000FF"/>
-                <w:sz w:val="18"/>
-              </w:rPr>
               <w:t>−0.055*</w:t>
             </w:r>
             <w:r>
@@ -9277,6 +9313,26 @@
             </w:r>
           </w:p>
         </w:tc>
+        <w:tc>
+          <w:tcPr>
+            <w:tcW w:type="dxa" w:w="1080"/>
+          </w:tcPr>
+          <w:p>
+            <w:pPr>
+              <w:keepNext/>
+              <w:spacing w:after="0" w:line="240" w:lineRule="auto"/>
+              <w:jc w:val="center"/>
+            </w:pPr>
+            <w:r/>
+            <w:r>
+              <w:rPr>
+                <w:color w:val="0000FF"/>
+                <w:sz w:val="18"/>
+              </w:rPr>
+              <w:t>2,412</w:t>
+            </w:r>
+          </w:p>
+        </w:tc>
       </w:tr>
       <w:tr>
         <w:trPr>
@@ -9284,7 +9340,7 @@
         </w:trPr>
         <w:tc>
           <w:tcPr>
-            <w:tcW w:type="dxa" w:w="4752"/>
+            <w:tcW w:type="dxa" w:w="3960"/>
           </w:tcPr>
           <w:p>
             <w:pPr>
@@ -9299,6 +9355,36 @@
                 <w:sz w:val="18"/>
               </w:rPr>
               <w:t>(2) As (1), firms observed in both g − 1 and g</w:t>
+            </w:r>
+          </w:p>
+        </w:tc>
+        <w:tc>
+          <w:tcPr>
+            <w:tcW w:type="dxa" w:w="1512"/>
+          </w:tcPr>
+          <w:p>
+            <w:pPr>
+              <w:keepNext/>
+              <w:spacing w:after="0" w:line="240" w:lineRule="auto"/>
+              <w:jc w:val="center"/>
+            </w:pPr>
+            <w:r/>
+            <w:r>
+              <w:rPr>
+                <w:color w:val="0000FF"/>
+                <w:sz w:val="18"/>
+              </w:rPr>
+              <w:t>−0.003</w:t>
+            </w:r>
+            <w:r>
+              <w:br/>
+            </w:r>
+            <w:r>
+              <w:rPr>
+                <w:color w:val="0000FF"/>
+                <w:sz w:val="18"/>
+              </w:rPr>
+              <w:t>(0.024)</w:t>
             </w:r>
           </w:p>
         </w:tc>
@@ -9318,36 +9404,6 @@
                 <w:color w:val="0000FF"/>
                 <w:sz w:val="18"/>
               </w:rPr>
-              <w:t>−0.003</w:t>
-            </w:r>
-            <w:r>
-              <w:br/>
-            </w:r>
-            <w:r>
-              <w:rPr>
-                <w:color w:val="0000FF"/>
-                <w:sz w:val="18"/>
-              </w:rPr>
-              <w:t>(0.024)</w:t>
-            </w:r>
-          </w:p>
-        </w:tc>
-        <w:tc>
-          <w:tcPr>
-            <w:tcW w:type="dxa" w:w="1800"/>
-          </w:tcPr>
-          <w:p>
-            <w:pPr>
-              <w:keepNext/>
-              <w:spacing w:after="0" w:line="240" w:lineRule="auto"/>
-              <w:jc w:val="center"/>
-            </w:pPr>
-            <w:r/>
-            <w:r>
-              <w:rPr>
-                <w:color w:val="0000FF"/>
-                <w:sz w:val="18"/>
-              </w:rPr>
               <w:t>−0.055*</w:t>
             </w:r>
             <w:r>
@@ -9382,6 +9438,26 @@
             </w:r>
           </w:p>
         </w:tc>
+        <w:tc>
+          <w:tcPr>
+            <w:tcW w:type="dxa" w:w="1080"/>
+          </w:tcPr>
+          <w:p>
+            <w:pPr>
+              <w:keepNext/>
+              <w:spacing w:after="0" w:line="240" w:lineRule="auto"/>
+              <w:jc w:val="center"/>
+            </w:pPr>
+            <w:r/>
+            <w:r>
+              <w:rPr>
+                <w:color w:val="0000FF"/>
+                <w:sz w:val="18"/>
+              </w:rPr>
+              <w:t>2,405</w:t>
+            </w:r>
+          </w:p>
+        </w:tc>
       </w:tr>
       <w:tr>
         <w:trPr>
@@ -9389,7 +9465,7 @@
         </w:trPr>
         <w:tc>
           <w:tcPr>
-            <w:tcW w:type="dxa" w:w="4752"/>
+            <w:tcW w:type="dxa" w:w="3960"/>
           </w:tcPr>
           <w:p>
             <w:pPr>
@@ -9404,6 +9480,36 @@
                 <w:sz w:val="18"/>
               </w:rPr>
               <w:t>(3) As (2), event years 1 to 4</w:t>
+            </w:r>
+          </w:p>
+        </w:tc>
+        <w:tc>
+          <w:tcPr>
+            <w:tcW w:type="dxa" w:w="1512"/>
+          </w:tcPr>
+          <w:p>
+            <w:pPr>
+              <w:keepNext/>
+              <w:spacing w:after="0" w:line="240" w:lineRule="auto"/>
+              <w:jc w:val="center"/>
+            </w:pPr>
+            <w:r/>
+            <w:r>
+              <w:rPr>
+                <w:color w:val="0000FF"/>
+                <w:sz w:val="18"/>
+              </w:rPr>
+              <w:t>−0.019</w:t>
+            </w:r>
+            <w:r>
+              <w:br/>
+            </w:r>
+            <w:r>
+              <w:rPr>
+                <w:color w:val="0000FF"/>
+                <w:sz w:val="18"/>
+              </w:rPr>
+              <w:t>(0.030)</w:t>
             </w:r>
           </w:p>
         </w:tc>
@@ -9423,36 +9529,6 @@
                 <w:color w:val="0000FF"/>
                 <w:sz w:val="18"/>
               </w:rPr>
-              <w:t>−0.019</w:t>
-            </w:r>
-            <w:r>
-              <w:br/>
-            </w:r>
-            <w:r>
-              <w:rPr>
-                <w:color w:val="0000FF"/>
-                <w:sz w:val="18"/>
-              </w:rPr>
-              <w:t>(0.030)</w:t>
-            </w:r>
-          </w:p>
-        </w:tc>
-        <w:tc>
-          <w:tcPr>
-            <w:tcW w:type="dxa" w:w="1800"/>
-          </w:tcPr>
-          <w:p>
-            <w:pPr>
-              <w:keepNext/>
-              <w:spacing w:after="0" w:line="240" w:lineRule="auto"/>
-              <w:jc w:val="center"/>
-            </w:pPr>
-            <w:r/>
-            <w:r>
-              <w:rPr>
-                <w:color w:val="0000FF"/>
-                <w:sz w:val="18"/>
-              </w:rPr>
               <w:t>−0.053</w:t>
             </w:r>
             <w:r>
@@ -9487,6 +9563,26 @@
             </w:r>
           </w:p>
         </w:tc>
+        <w:tc>
+          <w:tcPr>
+            <w:tcW w:type="dxa" w:w="1080"/>
+          </w:tcPr>
+          <w:p>
+            <w:pPr>
+              <w:keepNext/>
+              <w:spacing w:after="0" w:line="240" w:lineRule="auto"/>
+              <w:jc w:val="center"/>
+            </w:pPr>
+            <w:r/>
+            <w:r>
+              <w:rPr>
+                <w:color w:val="0000FF"/>
+                <w:sz w:val="18"/>
+              </w:rPr>
+              <w:t>2,251</w:t>
+            </w:r>
+          </w:p>
+        </w:tc>
       </w:tr>
       <w:tr>
         <w:trPr>
@@ -9494,7 +9590,7 @@
         </w:trPr>
         <w:tc>
           <w:tcPr>
-            <w:tcW w:type="dxa" w:w="4752"/>
+            <w:tcW w:type="dxa" w:w="3960"/>
           </w:tcPr>
           <w:p>
             <w:pPr>
@@ -9509,6 +9605,36 @@
                 <w:sz w:val="18"/>
               </w:rPr>
               <w:t>(4) As (3), reference year g</w:t>
+            </w:r>
+          </w:p>
+        </w:tc>
+        <w:tc>
+          <w:tcPr>
+            <w:tcW w:type="dxa" w:w="1512"/>
+          </w:tcPr>
+          <w:p>
+            <w:pPr>
+              <w:keepNext/>
+              <w:spacing w:after="0" w:line="240" w:lineRule="auto"/>
+              <w:jc w:val="center"/>
+            </w:pPr>
+            <w:r/>
+            <w:r>
+              <w:rPr>
+                <w:color w:val="0000FF"/>
+                <w:sz w:val="18"/>
+              </w:rPr>
+              <w:t>−0.063***</w:t>
+            </w:r>
+            <w:r>
+              <w:br/>
+            </w:r>
+            <w:r>
+              <w:rPr>
+                <w:color w:val="0000FF"/>
+                <w:sz w:val="18"/>
+              </w:rPr>
+              <w:t>(0.024)</w:t>
             </w:r>
           </w:p>
         </w:tc>
@@ -9528,36 +9654,6 @@
                 <w:color w:val="0000FF"/>
                 <w:sz w:val="18"/>
               </w:rPr>
-              <w:t>−0.063***</w:t>
-            </w:r>
-            <w:r>
-              <w:br/>
-            </w:r>
-            <w:r>
-              <w:rPr>
-                <w:color w:val="0000FF"/>
-                <w:sz w:val="18"/>
-              </w:rPr>
-              <w:t>(0.024)</w:t>
-            </w:r>
-          </w:p>
-        </w:tc>
-        <w:tc>
-          <w:tcPr>
-            <w:tcW w:type="dxa" w:w="1800"/>
-          </w:tcPr>
-          <w:p>
-            <w:pPr>
-              <w:keepNext/>
-              <w:spacing w:after="0" w:line="240" w:lineRule="auto"/>
-              <w:jc w:val="center"/>
-            </w:pPr>
-            <w:r/>
-            <w:r>
-              <w:rPr>
-                <w:color w:val="0000FF"/>
-                <w:sz w:val="18"/>
-              </w:rPr>
               <w:t>−0.051*</w:t>
             </w:r>
             <w:r>
@@ -9592,6 +9688,26 @@
             </w:r>
           </w:p>
         </w:tc>
+        <w:tc>
+          <w:tcPr>
+            <w:tcW w:type="dxa" w:w="1080"/>
+          </w:tcPr>
+          <w:p>
+            <w:pPr>
+              <w:keepNext/>
+              <w:spacing w:after="0" w:line="240" w:lineRule="auto"/>
+              <w:jc w:val="center"/>
+            </w:pPr>
+            <w:r/>
+            <w:r>
+              <w:rPr>
+                <w:color w:val="0000FF"/>
+                <w:sz w:val="18"/>
+              </w:rPr>
+              <w:t>2,251</w:t>
+            </w:r>
+          </w:p>
+        </w:tc>
       </w:tr>
       <w:tr>
         <w:trPr>
@@ -9599,7 +9715,7 @@
         </w:trPr>
         <w:tc>
           <w:tcPr>
-            <w:tcW w:type="dxa" w:w="4752"/>
+            <w:tcW w:type="dxa" w:w="3960"/>
           </w:tcPr>
           <w:p>
             <w:pPr>
@@ -9614,6 +9730,36 @@
                 <w:sz w:val="18"/>
               </w:rPr>
               <w:t>(5) As (4), size measured in g</w:t>
+            </w:r>
+          </w:p>
+        </w:tc>
+        <w:tc>
+          <w:tcPr>
+            <w:tcW w:type="dxa" w:w="1512"/>
+          </w:tcPr>
+          <w:p>
+            <w:pPr>
+              <w:keepNext/>
+              <w:spacing w:after="0" w:line="240" w:lineRule="auto"/>
+              <w:jc w:val="center"/>
+            </w:pPr>
+            <w:r/>
+            <w:r>
+              <w:rPr>
+                <w:color w:val="0000FF"/>
+                <w:sz w:val="18"/>
+              </w:rPr>
+              <w:t>−0.060**</w:t>
+            </w:r>
+            <w:r>
+              <w:br/>
+            </w:r>
+            <w:r>
+              <w:rPr>
+                <w:color w:val="0000FF"/>
+                <w:sz w:val="18"/>
+              </w:rPr>
+              <w:t>(0.024)</w:t>
             </w:r>
           </w:p>
         </w:tc>
@@ -9633,36 +9779,6 @@
                 <w:color w:val="0000FF"/>
                 <w:sz w:val="18"/>
               </w:rPr>
-              <w:t>−0.060**</w:t>
-            </w:r>
-            <w:r>
-              <w:br/>
-            </w:r>
-            <w:r>
-              <w:rPr>
-                <w:color w:val="0000FF"/>
-                <w:sz w:val="18"/>
-              </w:rPr>
-              <w:t>(0.024)</w:t>
-            </w:r>
-          </w:p>
-        </w:tc>
-        <w:tc>
-          <w:tcPr>
-            <w:tcW w:type="dxa" w:w="1800"/>
-          </w:tcPr>
-          <w:p>
-            <w:pPr>
-              <w:keepNext/>
-              <w:spacing w:after="0" w:line="240" w:lineRule="auto"/>
-              <w:jc w:val="center"/>
-            </w:pPr>
-            <w:r/>
-            <w:r>
-              <w:rPr>
-                <w:color w:val="0000FF"/>
-                <w:sz w:val="18"/>
-              </w:rPr>
               <w:t>−0.063**</w:t>
             </w:r>
             <w:r>
@@ -9697,6 +9813,26 @@
             </w:r>
           </w:p>
         </w:tc>
+        <w:tc>
+          <w:tcPr>
+            <w:tcW w:type="dxa" w:w="1080"/>
+          </w:tcPr>
+          <w:p>
+            <w:pPr>
+              <w:keepNext/>
+              <w:spacing w:after="0" w:line="240" w:lineRule="auto"/>
+              <w:jc w:val="center"/>
+            </w:pPr>
+            <w:r/>
+            <w:r>
+              <w:rPr>
+                <w:color w:val="0000FF"/>
+                <w:sz w:val="18"/>
+              </w:rPr>
+              <w:t>2,252</w:t>
+            </w:r>
+          </w:p>
+        </w:tc>
       </w:tr>
       <w:tr>
         <w:trPr>
@@ -9704,7 +9840,7 @@
         </w:trPr>
         <w:tc>
           <w:tcPr>
-            <w:tcW w:type="dxa" w:w="4752"/>
+            <w:tcW w:type="dxa" w:w="3960"/>
           </w:tcPr>
           <w:p>
             <w:pPr>
@@ -9719,6 +9855,36 @@
                 <w:sz w:val="18"/>
               </w:rPr>
               <w:t>(6) One year later, all firms (R10)</w:t>
+            </w:r>
+          </w:p>
+        </w:tc>
+        <w:tc>
+          <w:tcPr>
+            <w:tcW w:type="dxa" w:w="1512"/>
+          </w:tcPr>
+          <w:p>
+            <w:pPr>
+              <w:keepNext/>
+              <w:spacing w:after="0" w:line="240" w:lineRule="auto"/>
+              <w:jc w:val="center"/>
+            </w:pPr>
+            <w:r/>
+            <w:r>
+              <w:rPr>
+                <w:color w:val="0000FF"/>
+                <w:sz w:val="18"/>
+              </w:rPr>
+              <w:t>−0.068***</w:t>
+            </w:r>
+            <w:r>
+              <w:br/>
+            </w:r>
+            <w:r>
+              <w:rPr>
+                <w:color w:val="0000FF"/>
+                <w:sz w:val="18"/>
+              </w:rPr>
+              <w:t>(0.024)</w:t>
             </w:r>
           </w:p>
         </w:tc>
@@ -9738,36 +9904,6 @@
                 <w:color w:val="0000FF"/>
                 <w:sz w:val="18"/>
               </w:rPr>
-              <w:t>−0.068***</w:t>
-            </w:r>
-            <w:r>
-              <w:br/>
-            </w:r>
-            <w:r>
-              <w:rPr>
-                <w:color w:val="0000FF"/>
-                <w:sz w:val="18"/>
-              </w:rPr>
-              <w:t>(0.024)</w:t>
-            </w:r>
-          </w:p>
-        </w:tc>
-        <w:tc>
-          <w:tcPr>
-            <w:tcW w:type="dxa" w:w="1800"/>
-          </w:tcPr>
-          <w:p>
-            <w:pPr>
-              <w:keepNext/>
-              <w:spacing w:after="0" w:line="240" w:lineRule="auto"/>
-              <w:jc w:val="center"/>
-            </w:pPr>
-            <w:r/>
-            <w:r>
-              <w:rPr>
-                <w:color w:val="0000FF"/>
-                <w:sz w:val="18"/>
-              </w:rPr>
               <w:t>−0.073**</w:t>
             </w:r>
             <w:r>
@@ -9802,6 +9938,26 @@
             </w:r>
           </w:p>
         </w:tc>
+        <w:tc>
+          <w:tcPr>
+            <w:tcW w:type="dxa" w:w="1080"/>
+          </w:tcPr>
+          <w:p>
+            <w:pPr>
+              <w:keepNext/>
+              <w:spacing w:after="0" w:line="240" w:lineRule="auto"/>
+              <w:jc w:val="center"/>
+            </w:pPr>
+            <w:r/>
+            <w:r>
+              <w:rPr>
+                <w:color w:val="0000FF"/>
+                <w:sz w:val="18"/>
+              </w:rPr>
+              <w:t>2,407</w:t>
+            </w:r>
+          </w:p>
+        </w:tc>
       </w:tr>
       <w:tr>
         <w:trPr>
@@ -9809,7 +9965,7 @@
         </w:trPr>
         <w:tc>
           <w:tcPr>
-            <w:tcW w:type="dxa" w:w="4752"/>
+            <w:tcW w:type="dxa" w:w="3960"/>
           </w:tcPr>
           <w:p>
             <w:pPr>
@@ -9824,6 +9980,36 @@
                 <w:sz w:val="18"/>
               </w:rPr>
               <w:t>(7) As (2), cohorts first recorded 2015 to 2020</w:t>
+            </w:r>
+          </w:p>
+        </w:tc>
+        <w:tc>
+          <w:tcPr>
+            <w:tcW w:type="dxa" w:w="1512"/>
+          </w:tcPr>
+          <w:p>
+            <w:pPr>
+              <w:keepNext/>
+              <w:spacing w:after="0" w:line="240" w:lineRule="auto"/>
+              <w:jc w:val="center"/>
+            </w:pPr>
+            <w:r/>
+            <w:r>
+              <w:rPr>
+                <w:color w:val="0000FF"/>
+                <w:sz w:val="18"/>
+              </w:rPr>
+              <w:t>0.017</w:t>
+            </w:r>
+            <w:r>
+              <w:br/>
+            </w:r>
+            <w:r>
+              <w:rPr>
+                <w:color w:val="0000FF"/>
+                <w:sz w:val="18"/>
+              </w:rPr>
+              <w:t>(0.040)</w:t>
             </w:r>
           </w:p>
         </w:tc>
@@ -9843,36 +10029,6 @@
                 <w:color w:val="0000FF"/>
                 <w:sz w:val="18"/>
               </w:rPr>
-              <w:t>0.017</w:t>
-            </w:r>
-            <w:r>
-              <w:br/>
-            </w:r>
-            <w:r>
-              <w:rPr>
-                <w:color w:val="0000FF"/>
-                <w:sz w:val="18"/>
-              </w:rPr>
-              <w:t>(0.040)</w:t>
-            </w:r>
-          </w:p>
-        </w:tc>
-        <w:tc>
-          <w:tcPr>
-            <w:tcW w:type="dxa" w:w="1800"/>
-          </w:tcPr>
-          <w:p>
-            <w:pPr>
-              <w:keepNext/>
-              <w:spacing w:after="0" w:line="240" w:lineRule="auto"/>
-              <w:jc w:val="center"/>
-            </w:pPr>
-            <w:r/>
-            <w:r>
-              <w:rPr>
-                <w:color w:val="0000FF"/>
-                <w:sz w:val="18"/>
-              </w:rPr>
               <w:t>0.076*</w:t>
             </w:r>
             <w:r>
@@ -9907,6 +10063,26 @@
             </w:r>
           </w:p>
         </w:tc>
+        <w:tc>
+          <w:tcPr>
+            <w:tcW w:type="dxa" w:w="1080"/>
+          </w:tcPr>
+          <w:p>
+            <w:pPr>
+              <w:keepNext/>
+              <w:spacing w:after="0" w:line="240" w:lineRule="auto"/>
+              <w:jc w:val="center"/>
+            </w:pPr>
+            <w:r/>
+            <w:r>
+              <w:rPr>
+                <w:color w:val="0000FF"/>
+                <w:sz w:val="18"/>
+              </w:rPr>
+              <w:t>1,952</w:t>
+            </w:r>
+          </w:p>
+        </w:tc>
       </w:tr>
       <w:tr>
         <w:trPr>
@@ -9914,7 +10090,7 @@
         </w:trPr>
         <w:tc>
           <w:tcPr>
-            <w:tcW w:type="dxa" w:w="4752"/>
+            <w:tcW w:type="dxa" w:w="3960"/>
           </w:tcPr>
           <w:p>
             <w:pPr>
@@ -9929,6 +10105,36 @@
                 <w:sz w:val="18"/>
               </w:rPr>
               <w:t>(8) As (3), cohorts first recorded 2015 to 2020</w:t>
+            </w:r>
+          </w:p>
+        </w:tc>
+        <w:tc>
+          <w:tcPr>
+            <w:tcW w:type="dxa" w:w="1512"/>
+          </w:tcPr>
+          <w:p>
+            <w:pPr>
+              <w:keepNext/>
+              <w:spacing w:after="0" w:line="240" w:lineRule="auto"/>
+              <w:jc w:val="center"/>
+            </w:pPr>
+            <w:r/>
+            <w:r>
+              <w:rPr>
+                <w:color w:val="0000FF"/>
+                <w:sz w:val="18"/>
+              </w:rPr>
+              <w:t>−0.026</w:t>
+            </w:r>
+            <w:r>
+              <w:br/>
+            </w:r>
+            <w:r>
+              <w:rPr>
+                <w:color w:val="0000FF"/>
+                <w:sz w:val="18"/>
+              </w:rPr>
+              <w:t>(0.047)</w:t>
             </w:r>
           </w:p>
         </w:tc>
@@ -9948,36 +10154,6 @@
                 <w:color w:val="0000FF"/>
                 <w:sz w:val="18"/>
               </w:rPr>
-              <w:t>−0.026</w:t>
-            </w:r>
-            <w:r>
-              <w:br/>
-            </w:r>
-            <w:r>
-              <w:rPr>
-                <w:color w:val="0000FF"/>
-                <w:sz w:val="18"/>
-              </w:rPr>
-              <w:t>(0.047)</w:t>
-            </w:r>
-          </w:p>
-        </w:tc>
-        <w:tc>
-          <w:tcPr>
-            <w:tcW w:type="dxa" w:w="1800"/>
-          </w:tcPr>
-          <w:p>
-            <w:pPr>
-              <w:keepNext/>
-              <w:spacing w:after="0" w:line="240" w:lineRule="auto"/>
-              <w:jc w:val="center"/>
-            </w:pPr>
-            <w:r/>
-            <w:r>
-              <w:rPr>
-                <w:color w:val="0000FF"/>
-                <w:sz w:val="18"/>
-              </w:rPr>
               <w:t>0.077</w:t>
             </w:r>
             <w:r>
@@ -10012,6 +10188,26 @@
             </w:r>
           </w:p>
         </w:tc>
+        <w:tc>
+          <w:tcPr>
+            <w:tcW w:type="dxa" w:w="1080"/>
+          </w:tcPr>
+          <w:p>
+            <w:pPr>
+              <w:keepNext/>
+              <w:spacing w:after="0" w:line="240" w:lineRule="auto"/>
+              <w:jc w:val="center"/>
+            </w:pPr>
+            <w:r/>
+            <w:r>
+              <w:rPr>
+                <w:color w:val="0000FF"/>
+                <w:sz w:val="18"/>
+              </w:rPr>
+              <w:t>1,938</w:t>
+            </w:r>
+          </w:p>
+        </w:tc>
       </w:tr>
       <w:tr>
         <w:trPr>
@@ -10019,7 +10215,7 @@
         </w:trPr>
         <w:tc>
           <w:tcPr>
-            <w:tcW w:type="dxa" w:w="4752"/>
+            <w:tcW w:type="dxa" w:w="3960"/>
           </w:tcPr>
           <w:p>
             <w:pPr>
@@ -10034,6 +10230,36 @@
                 <w:sz w:val="18"/>
               </w:rPr>
               <w:t>(9) As (4), cohorts first recorded 2015 to 2020</w:t>
+            </w:r>
+          </w:p>
+        </w:tc>
+        <w:tc>
+          <w:tcPr>
+            <w:tcW w:type="dxa" w:w="1512"/>
+          </w:tcPr>
+          <w:p>
+            <w:pPr>
+              <w:keepNext/>
+              <w:spacing w:after="0" w:line="240" w:lineRule="auto"/>
+              <w:jc w:val="center"/>
+            </w:pPr>
+            <w:r/>
+            <w:r>
+              <w:rPr>
+                <w:color w:val="0000FF"/>
+                <w:sz w:val="18"/>
+              </w:rPr>
+              <w:t>−0.124***</w:t>
+            </w:r>
+            <w:r>
+              <w:br/>
+            </w:r>
+            <w:r>
+              <w:rPr>
+                <w:color w:val="0000FF"/>
+                <w:sz w:val="18"/>
+              </w:rPr>
+              <w:t>(0.038)</w:t>
             </w:r>
           </w:p>
         </w:tc>
@@ -10053,36 +10279,6 @@
                 <w:color w:val="0000FF"/>
                 <w:sz w:val="18"/>
               </w:rPr>
-              <w:t>−0.124***</w:t>
-            </w:r>
-            <w:r>
-              <w:br/>
-            </w:r>
-            <w:r>
-              <w:rPr>
-                <w:color w:val="0000FF"/>
-                <w:sz w:val="18"/>
-              </w:rPr>
-              <w:t>(0.038)</w:t>
-            </w:r>
-          </w:p>
-        </w:tc>
-        <w:tc>
-          <w:tcPr>
-            <w:tcW w:type="dxa" w:w="1800"/>
-          </w:tcPr>
-          <w:p>
-            <w:pPr>
-              <w:keepNext/>
-              <w:spacing w:after="0" w:line="240" w:lineRule="auto"/>
-              <w:jc w:val="center"/>
-            </w:pPr>
-            <w:r/>
-            <w:r>
-              <w:rPr>
-                <w:color w:val="0000FF"/>
-                <w:sz w:val="18"/>
-              </w:rPr>
               <w:t>−0.006</w:t>
             </w:r>
             <w:r>
@@ -10117,6 +10313,26 @@
             </w:r>
           </w:p>
         </w:tc>
+        <w:tc>
+          <w:tcPr>
+            <w:tcW w:type="dxa" w:w="1080"/>
+          </w:tcPr>
+          <w:p>
+            <w:pPr>
+              <w:keepNext/>
+              <w:spacing w:after="0" w:line="240" w:lineRule="auto"/>
+              <w:jc w:val="center"/>
+            </w:pPr>
+            <w:r/>
+            <w:r>
+              <w:rPr>
+                <w:color w:val="0000FF"/>
+                <w:sz w:val="18"/>
+              </w:rPr>
+              <w:t>1,938</w:t>
+            </w:r>
+          </w:p>
+        </w:tc>
       </w:tr>
       <w:tr>
         <w:trPr>
@@ -10124,7 +10340,7 @@
         </w:trPr>
         <w:tc>
           <w:tcPr>
-            <w:tcW w:type="dxa" w:w="4752"/>
+            <w:tcW w:type="dxa" w:w="3960"/>
             <w:tcBorders>
               <w:bottom w:val="single" w:sz="6" w:color="000000"/>
             </w:tcBorders>
@@ -10141,6 +10357,38 @@
                 <w:sz w:val="18"/>
               </w:rPr>
               <w:t>(10) As (5), cohorts first recorded 2015 to 2020</w:t>
+            </w:r>
+          </w:p>
+        </w:tc>
+        <w:tc>
+          <w:tcPr>
+            <w:tcW w:type="dxa" w:w="1512"/>
+            <w:tcBorders>
+              <w:bottom w:val="single" w:sz="6" w:color="000000"/>
+            </w:tcBorders>
+          </w:tcPr>
+          <w:p>
+            <w:pPr>
+              <w:spacing w:after="0" w:line="240" w:lineRule="auto"/>
+              <w:jc w:val="center"/>
+            </w:pPr>
+            <w:r/>
+            <w:r>
+              <w:rPr>
+                <w:color w:val="0000FF"/>
+                <w:sz w:val="18"/>
+              </w:rPr>
+              <w:t>−0.121***</w:t>
+            </w:r>
+            <w:r>
+              <w:br/>
+            </w:r>
+            <w:r>
+              <w:rPr>
+                <w:color w:val="0000FF"/>
+                <w:sz w:val="18"/>
+              </w:rPr>
+              <w:t>(0.038)</w:t>
             </w:r>
           </w:p>
         </w:tc>
@@ -10162,38 +10410,6 @@
                 <w:color w:val="0000FF"/>
                 <w:sz w:val="18"/>
               </w:rPr>
-              <w:t>−0.121***</w:t>
-            </w:r>
-            <w:r>
-              <w:br/>
-            </w:r>
-            <w:r>
-              <w:rPr>
-                <w:color w:val="0000FF"/>
-                <w:sz w:val="18"/>
-              </w:rPr>
-              <w:t>(0.038)</w:t>
-            </w:r>
-          </w:p>
-        </w:tc>
-        <w:tc>
-          <w:tcPr>
-            <w:tcW w:type="dxa" w:w="1800"/>
-            <w:tcBorders>
-              <w:bottom w:val="single" w:sz="6" w:color="000000"/>
-            </w:tcBorders>
-          </w:tcPr>
-          <w:p>
-            <w:pPr>
-              <w:spacing w:after="0" w:line="240" w:lineRule="auto"/>
-              <w:jc w:val="center"/>
-            </w:pPr>
-            <w:r/>
-            <w:r>
-              <w:rPr>
-                <w:color w:val="0000FF"/>
-                <w:sz w:val="18"/>
-              </w:rPr>
               <w:t>−0.018</w:t>
             </w:r>
             <w:r>
@@ -10230,6 +10446,28 @@
             </w:r>
           </w:p>
         </w:tc>
+        <w:tc>
+          <w:tcPr>
+            <w:tcW w:type="dxa" w:w="1080"/>
+            <w:tcBorders>
+              <w:bottom w:val="single" w:sz="6" w:color="000000"/>
+            </w:tcBorders>
+          </w:tcPr>
+          <w:p>
+            <w:pPr>
+              <w:spacing w:after="0" w:line="240" w:lineRule="auto"/>
+              <w:jc w:val="center"/>
+            </w:pPr>
+            <w:r/>
+            <w:r>
+              <w:rPr>
+                <w:color w:val="0000FF"/>
+                <w:sz w:val="18"/>
+              </w:rPr>
+              <w:t>1,938</w:t>
+            </w:r>
+          </w:p>
+        </w:tc>
       </w:tr>
     </w:tbl>
     <w:p>
@@ -10275,7 +10513,7 @@
         <w:rPr>
           <w:color w:val="0000FF"/>
         </w:rPr>
-        <w:t>The row 4 step is therefore this event-year-0 change, 0.044, averaged with the weights of event years 1 to 4; it is an accounting identity, not a separate estimate.</w:t>
+        <w:t>The row 4 step, 0.044, is therefore each cohort's own change between g − 1 and g averaged with the weights of event years 1 to 4, which fall most on the early cohorts observed longest after entry; it is an accounting identity, not a separate estimate, and it is larger than the pooled event-year-0 estimate in Figure 1.</w:t>
       </w:r>
       <w:r>
         <w:rPr/>
@@ -10285,7 +10523,7 @@
         <w:rPr>
           <w:color w:val="0000FF"/>
         </w:rPr>
-        <w:t>A later dating starts from the high point of the relative MTB path, and part of the decline it reports is the rise in the first recorded year itself.</w:t>
+        <w:t>Part of the decline under the later dating is thus the rise these cohorts had in the first recorded year itself.</w:t>
       </w:r>
       <w:r>
         <w:rPr/>
@@ -10552,10 +10790,11 @@
         <w:tblLook w:firstColumn="1" w:firstRow="1" w:lastColumn="0" w:lastRow="0" w:noHBand="0" w:noVBand="1" w:val="04A0"/>
       </w:tblPr>
       <w:tblGrid>
-        <w:gridCol w:w="4320"/>
-        <w:gridCol w:w="1800"/>
-        <w:gridCol w:w="1872"/>
-        <w:gridCol w:w="1296"/>
+        <w:gridCol w:w="3744"/>
+        <w:gridCol w:w="1584"/>
+        <w:gridCol w:w="1655"/>
+        <w:gridCol w:w="1224"/>
+        <w:gridCol w:w="1152"/>
       </w:tblGrid>
       <w:tr>
         <w:trPr>
@@ -10564,7 +10803,7 @@
         </w:trPr>
         <w:tc>
           <w:tcPr>
-            <w:tcW w:type="dxa" w:w="4320"/>
+            <w:tcW w:type="dxa" w:w="3744"/>
             <w:tcBorders>
               <w:top w:val="single" w:sz="6" w:color="000000"/>
               <w:bottom w:val="single" w:sz="6" w:color="000000"/>
@@ -10588,7 +10827,7 @@
         </w:tc>
         <w:tc>
           <w:tcPr>
-            <w:tcW w:type="dxa" w:w="1800"/>
+            <w:tcW w:type="dxa" w:w="1584"/>
             <w:tcBorders>
               <w:top w:val="single" w:sz="6" w:color="000000"/>
               <w:bottom w:val="single" w:sz="6" w:color="000000"/>
@@ -10613,7 +10852,7 @@
         </w:tc>
         <w:tc>
           <w:tcPr>
-            <w:tcW w:type="dxa" w:w="1872"/>
+            <w:tcW w:type="dxa" w:w="1656"/>
             <w:tcBorders>
               <w:top w:val="single" w:sz="6" w:color="000000"/>
               <w:bottom w:val="single" w:sz="6" w:color="000000"/>
@@ -10638,7 +10877,7 @@
         </w:tc>
         <w:tc>
           <w:tcPr>
-            <w:tcW w:type="dxa" w:w="1296"/>
+            <w:tcW w:type="dxa" w:w="1224"/>
             <w:tcBorders>
               <w:top w:val="single" w:sz="6" w:color="000000"/>
               <w:bottom w:val="single" w:sz="6" w:color="000000"/>
@@ -10661,34 +10900,13 @@
             </w:r>
           </w:p>
         </w:tc>
-      </w:tr>
-      <w:tr>
-        <w:trPr>
-          <w:cantSplit/>
-        </w:trPr>
         <w:tc>
           <w:tcPr>
-            <w:tcW w:type="dxa" w:w="4320"/>
-          </w:tcPr>
-          <w:p>
-            <w:pPr>
-              <w:keepNext/>
-              <w:spacing w:after="0" w:line="240" w:lineRule="auto"/>
-            </w:pPr>
-            <w:r/>
-            <w:r>
-              <w:rPr>
-                <w:b/>
-                <w:color w:val="0000FF"/>
-                <w:sz w:val="18"/>
-              </w:rPr>
-              <w:t>Baseline: quadratic in log total assets at g − 1</w:t>
-            </w:r>
-          </w:p>
-        </w:tc>
-        <w:tc>
-          <w:tcPr>
-            <w:tcW w:type="dxa" w:w="1800"/>
+            <w:tcW w:type="dxa" w:w="1152"/>
+            <w:tcBorders>
+              <w:top w:val="single" w:sz="6" w:color="000000"/>
+              <w:bottom w:val="single" w:sz="6" w:color="000000"/>
+            </w:tcBorders>
           </w:tcPr>
           <w:p>
             <w:pPr>
@@ -10699,70 +10917,11 @@
             <w:r/>
             <w:r>
               <w:rPr>
+                <w:b/>
                 <w:color w:val="0000FF"/>
                 <w:sz w:val="18"/>
               </w:rPr>
-              <w:t>0.002</w:t>
-            </w:r>
-            <w:r>
-              <w:br/>
-            </w:r>
-            <w:r>
-              <w:rPr>
-                <w:color w:val="0000FF"/>
-                <w:sz w:val="18"/>
-              </w:rPr>
-              <w:t>(0.024)</w:t>
-            </w:r>
-          </w:p>
-        </w:tc>
-        <w:tc>
-          <w:tcPr>
-            <w:tcW w:type="dxa" w:w="1872"/>
-          </w:tcPr>
-          <w:p>
-            <w:pPr>
-              <w:keepNext/>
-              <w:spacing w:after="0" w:line="240" w:lineRule="auto"/>
-              <w:jc w:val="center"/>
-            </w:pPr>
-            <w:r/>
-            <w:r>
-              <w:rPr>
-                <w:color w:val="0000FF"/>
-                <w:sz w:val="18"/>
-              </w:rPr>
-              <w:t>−0.055*</w:t>
-            </w:r>
-            <w:r>
-              <w:br/>
-            </w:r>
-            <w:r>
-              <w:rPr>
-                <w:color w:val="0000FF"/>
-                <w:sz w:val="18"/>
-              </w:rPr>
-              <w:t>(0.030)</w:t>
-            </w:r>
-          </w:p>
-        </w:tc>
-        <w:tc>
-          <w:tcPr>
-            <w:tcW w:type="dxa" w:w="1296"/>
-          </w:tcPr>
-          <w:p>
-            <w:pPr>
-              <w:keepNext/>
-              <w:spacing w:after="0" w:line="240" w:lineRule="auto"/>
-              <w:jc w:val="center"/>
-            </w:pPr>
-            <w:r/>
-            <w:r>
-              <w:rPr>
-                <w:color w:val="0000FF"/>
-                <w:sz w:val="18"/>
-              </w:rPr>
-              <w:t>625</w:t>
+              <w:t>Control firms</w:t>
             </w:r>
           </w:p>
         </w:tc>
@@ -10773,7 +10932,7 @@
         </w:trPr>
         <w:tc>
           <w:tcPr>
-            <w:tcW w:type="dxa" w:w="4320"/>
+            <w:tcW w:type="dxa" w:w="3744"/>
           </w:tcPr>
           <w:p>
             <w:pPr>
@@ -10787,13 +10946,13 @@
                 <w:color w:val="0000FF"/>
                 <w:sz w:val="18"/>
               </w:rPr>
-              <w:t>No covariates</w:t>
+              <w:t>Baseline: quadratic in log total assets at g − 1</w:t>
             </w:r>
           </w:p>
         </w:tc>
         <w:tc>
           <w:tcPr>
-            <w:tcW w:type="dxa" w:w="1800"/>
+            <w:tcW w:type="dxa" w:w="1584"/>
           </w:tcPr>
           <w:p>
             <w:pPr>
@@ -10807,7 +10966,7 @@
                 <w:color w:val="0000FF"/>
                 <w:sz w:val="18"/>
               </w:rPr>
-              <w:t>0.025</w:t>
+              <w:t>0.002</w:t>
             </w:r>
             <w:r>
               <w:br/>
@@ -10817,13 +10976,13 @@
                 <w:color w:val="0000FF"/>
                 <w:sz w:val="18"/>
               </w:rPr>
-              <w:t>(0.022)</w:t>
+              <w:t>(0.024)</w:t>
             </w:r>
           </w:p>
         </w:tc>
         <w:tc>
           <w:tcPr>
-            <w:tcW w:type="dxa" w:w="1872"/>
+            <w:tcW w:type="dxa" w:w="1656"/>
           </w:tcPr>
           <w:p>
             <w:pPr>
@@ -10837,7 +10996,7 @@
                 <w:color w:val="0000FF"/>
                 <w:sz w:val="18"/>
               </w:rPr>
-              <w:t>0.016</w:t>
+              <w:t>−0.055*</w:t>
             </w:r>
             <w:r>
               <w:br/>
@@ -10847,13 +11006,13 @@
                 <w:color w:val="0000FF"/>
                 <w:sz w:val="18"/>
               </w:rPr>
-              <w:t>(0.025)</w:t>
+              <w:t>(0.030)</w:t>
             </w:r>
           </w:p>
         </w:tc>
         <w:tc>
           <w:tcPr>
-            <w:tcW w:type="dxa" w:w="1296"/>
+            <w:tcW w:type="dxa" w:w="1224"/>
           </w:tcPr>
           <w:p>
             <w:pPr>
@@ -10868,6 +11027,26 @@
                 <w:sz w:val="18"/>
               </w:rPr>
               <w:t>625</w:t>
+            </w:r>
+          </w:p>
+        </w:tc>
+        <w:tc>
+          <w:tcPr>
+            <w:tcW w:type="dxa" w:w="1152"/>
+          </w:tcPr>
+          <w:p>
+            <w:pPr>
+              <w:keepNext/>
+              <w:spacing w:after="0" w:line="240" w:lineRule="auto"/>
+              <w:jc w:val="center"/>
+            </w:pPr>
+            <w:r/>
+            <w:r>
+              <w:rPr>
+                <w:color w:val="0000FF"/>
+                <w:sz w:val="18"/>
+              </w:rPr>
+              <w:t>2,412</w:t>
             </w:r>
           </w:p>
         </w:tc>
@@ -10878,7 +11057,7 @@
         </w:trPr>
         <w:tc>
           <w:tcPr>
-            <w:tcW w:type="dxa" w:w="4320"/>
+            <w:tcW w:type="dxa" w:w="3744"/>
           </w:tcPr>
           <w:p>
             <w:pPr>
@@ -10892,13 +11071,13 @@
                 <w:color w:val="0000FF"/>
                 <w:sz w:val="18"/>
               </w:rPr>
-              <w:t>Linear in log total assets</w:t>
+              <w:t>No covariates</w:t>
             </w:r>
           </w:p>
         </w:tc>
         <w:tc>
           <w:tcPr>
-            <w:tcW w:type="dxa" w:w="1800"/>
+            <w:tcW w:type="dxa" w:w="1584"/>
           </w:tcPr>
           <w:p>
             <w:pPr>
@@ -10912,7 +11091,7 @@
                 <w:color w:val="0000FF"/>
                 <w:sz w:val="18"/>
               </w:rPr>
-              <w:t>−0.003</w:t>
+              <w:t>0.025</w:t>
             </w:r>
             <w:r>
               <w:br/>
@@ -10922,13 +11101,13 @@
                 <w:color w:val="0000FF"/>
                 <w:sz w:val="18"/>
               </w:rPr>
-              <w:t>(0.023)</w:t>
+              <w:t>(0.022)</w:t>
             </w:r>
           </w:p>
         </w:tc>
         <w:tc>
           <w:tcPr>
-            <w:tcW w:type="dxa" w:w="1872"/>
+            <w:tcW w:type="dxa" w:w="1656"/>
           </w:tcPr>
           <w:p>
             <w:pPr>
@@ -10942,7 +11121,7 @@
                 <w:color w:val="0000FF"/>
                 <w:sz w:val="18"/>
               </w:rPr>
-              <w:t>−0.033</w:t>
+              <w:t>0.016</w:t>
             </w:r>
             <w:r>
               <w:br/>
@@ -10952,13 +11131,13 @@
                 <w:color w:val="0000FF"/>
                 <w:sz w:val="18"/>
               </w:rPr>
-              <w:t>(0.029)</w:t>
+              <w:t>(0.025)</w:t>
             </w:r>
           </w:p>
         </w:tc>
         <w:tc>
           <w:tcPr>
-            <w:tcW w:type="dxa" w:w="1296"/>
+            <w:tcW w:type="dxa" w:w="1224"/>
           </w:tcPr>
           <w:p>
             <w:pPr>
@@ -10973,6 +11152,26 @@
                 <w:sz w:val="18"/>
               </w:rPr>
               <w:t>625</w:t>
+            </w:r>
+          </w:p>
+        </w:tc>
+        <w:tc>
+          <w:tcPr>
+            <w:tcW w:type="dxa" w:w="1152"/>
+          </w:tcPr>
+          <w:p>
+            <w:pPr>
+              <w:keepNext/>
+              <w:spacing w:after="0" w:line="240" w:lineRule="auto"/>
+              <w:jc w:val="center"/>
+            </w:pPr>
+            <w:r/>
+            <w:r>
+              <w:rPr>
+                <w:color w:val="0000FF"/>
+                <w:sz w:val="18"/>
+              </w:rPr>
+              <w:t>2,412</w:t>
             </w:r>
           </w:p>
         </w:tc>
@@ -10983,7 +11182,7 @@
         </w:trPr>
         <w:tc>
           <w:tcPr>
-            <w:tcW w:type="dxa" w:w="4320"/>
+            <w:tcW w:type="dxa" w:w="3744"/>
           </w:tcPr>
           <w:p>
             <w:pPr>
@@ -10997,13 +11196,13 @@
                 <w:color w:val="0000FF"/>
                 <w:sz w:val="18"/>
               </w:rPr>
-              <w:t>Cubic in log total assets</w:t>
+              <w:t>Linear in log total assets</w:t>
             </w:r>
           </w:p>
         </w:tc>
         <w:tc>
           <w:tcPr>
-            <w:tcW w:type="dxa" w:w="1800"/>
+            <w:tcW w:type="dxa" w:w="1584"/>
           </w:tcPr>
           <w:p>
             <w:pPr>
@@ -11017,7 +11216,7 @@
                 <w:color w:val="0000FF"/>
                 <w:sz w:val="18"/>
               </w:rPr>
-              <w:t>−0.009</w:t>
+              <w:t>−0.003</w:t>
             </w:r>
             <w:r>
               <w:br/>
@@ -11027,13 +11226,13 @@
                 <w:color w:val="0000FF"/>
                 <w:sz w:val="18"/>
               </w:rPr>
-              <w:t>(0.024)</w:t>
+              <w:t>(0.023)</w:t>
             </w:r>
           </w:p>
         </w:tc>
         <w:tc>
           <w:tcPr>
-            <w:tcW w:type="dxa" w:w="1872"/>
+            <w:tcW w:type="dxa" w:w="1656"/>
           </w:tcPr>
           <w:p>
             <w:pPr>
@@ -11047,7 +11246,7 @@
                 <w:color w:val="0000FF"/>
                 <w:sz w:val="18"/>
               </w:rPr>
-              <w:t>−0.055*</w:t>
+              <w:t>−0.033</w:t>
             </w:r>
             <w:r>
               <w:br/>
@@ -11057,13 +11256,13 @@
                 <w:color w:val="0000FF"/>
                 <w:sz w:val="18"/>
               </w:rPr>
-              <w:t>(0.030)</w:t>
+              <w:t>(0.029)</w:t>
             </w:r>
           </w:p>
         </w:tc>
         <w:tc>
           <w:tcPr>
-            <w:tcW w:type="dxa" w:w="1296"/>
+            <w:tcW w:type="dxa" w:w="1224"/>
           </w:tcPr>
           <w:p>
             <w:pPr>
@@ -11078,6 +11277,26 @@
                 <w:sz w:val="18"/>
               </w:rPr>
               <w:t>625</w:t>
+            </w:r>
+          </w:p>
+        </w:tc>
+        <w:tc>
+          <w:tcPr>
+            <w:tcW w:type="dxa" w:w="1152"/>
+          </w:tcPr>
+          <w:p>
+            <w:pPr>
+              <w:keepNext/>
+              <w:spacing w:after="0" w:line="240" w:lineRule="auto"/>
+              <w:jc w:val="center"/>
+            </w:pPr>
+            <w:r/>
+            <w:r>
+              <w:rPr>
+                <w:color w:val="0000FF"/>
+                <w:sz w:val="18"/>
+              </w:rPr>
+              <w:t>2,412</w:t>
             </w:r>
           </w:p>
         </w:tc>
@@ -11088,7 +11307,7 @@
         </w:trPr>
         <w:tc>
           <w:tcPr>
-            <w:tcW w:type="dxa" w:w="4320"/>
+            <w:tcW w:type="dxa" w:w="3744"/>
           </w:tcPr>
           <w:p>
             <w:pPr>
@@ -11102,13 +11321,13 @@
                 <w:color w:val="0000FF"/>
                 <w:sz w:val="18"/>
               </w:rPr>
-              <w:t>Size quintile indicators</w:t>
+              <w:t>Cubic in log total assets</w:t>
             </w:r>
           </w:p>
         </w:tc>
         <w:tc>
           <w:tcPr>
-            <w:tcW w:type="dxa" w:w="1800"/>
+            <w:tcW w:type="dxa" w:w="1584"/>
           </w:tcPr>
           <w:p>
             <w:pPr>
@@ -11122,7 +11341,7 @@
                 <w:color w:val="0000FF"/>
                 <w:sz w:val="18"/>
               </w:rPr>
-              <w:t>−0.010</w:t>
+              <w:t>−0.009</w:t>
             </w:r>
             <w:r>
               <w:br/>
@@ -11132,13 +11351,13 @@
                 <w:color w:val="0000FF"/>
                 <w:sz w:val="18"/>
               </w:rPr>
-              <w:t>(0.023)</w:t>
+              <w:t>(0.024)</w:t>
             </w:r>
           </w:p>
         </w:tc>
         <w:tc>
           <w:tcPr>
-            <w:tcW w:type="dxa" w:w="1872"/>
+            <w:tcW w:type="dxa" w:w="1656"/>
           </w:tcPr>
           <w:p>
             <w:pPr>
@@ -11152,7 +11371,7 @@
                 <w:color w:val="0000FF"/>
                 <w:sz w:val="18"/>
               </w:rPr>
-              <w:t>−0.053*</w:t>
+              <w:t>−0.055*</w:t>
             </w:r>
             <w:r>
               <w:br/>
@@ -11162,13 +11381,13 @@
                 <w:color w:val="0000FF"/>
                 <w:sz w:val="18"/>
               </w:rPr>
-              <w:t>(0.029)</w:t>
+              <w:t>(0.030)</w:t>
             </w:r>
           </w:p>
         </w:tc>
         <w:tc>
           <w:tcPr>
-            <w:tcW w:type="dxa" w:w="1296"/>
+            <w:tcW w:type="dxa" w:w="1224"/>
           </w:tcPr>
           <w:p>
             <w:pPr>
@@ -11183,6 +11402,26 @@
                 <w:sz w:val="18"/>
               </w:rPr>
               <w:t>625</w:t>
+            </w:r>
+          </w:p>
+        </w:tc>
+        <w:tc>
+          <w:tcPr>
+            <w:tcW w:type="dxa" w:w="1152"/>
+          </w:tcPr>
+          <w:p>
+            <w:pPr>
+              <w:keepNext/>
+              <w:spacing w:after="0" w:line="240" w:lineRule="auto"/>
+              <w:jc w:val="center"/>
+            </w:pPr>
+            <w:r/>
+            <w:r>
+              <w:rPr>
+                <w:color w:val="0000FF"/>
+                <w:sz w:val="18"/>
+              </w:rPr>
+              <w:t>2,412</w:t>
             </w:r>
           </w:p>
         </w:tc>
@@ -11193,7 +11432,7 @@
         </w:trPr>
         <w:tc>
           <w:tcPr>
-            <w:tcW w:type="dxa" w:w="4320"/>
+            <w:tcW w:type="dxa" w:w="3744"/>
           </w:tcPr>
           <w:p>
             <w:pPr>
@@ -11207,13 +11446,13 @@
                 <w:color w:val="0000FF"/>
                 <w:sz w:val="18"/>
               </w:rPr>
-              <w:t>Quadratic, total assets at g − 3</w:t>
+              <w:t>Size quintile indicators</w:t>
             </w:r>
           </w:p>
         </w:tc>
         <w:tc>
           <w:tcPr>
-            <w:tcW w:type="dxa" w:w="1800"/>
+            <w:tcW w:type="dxa" w:w="1584"/>
           </w:tcPr>
           <w:p>
             <w:pPr>
@@ -11227,7 +11466,7 @@
                 <w:color w:val="0000FF"/>
                 <w:sz w:val="18"/>
               </w:rPr>
-              <w:t>−0.008</w:t>
+              <w:t>−0.010</w:t>
             </w:r>
             <w:r>
               <w:br/>
@@ -11237,13 +11476,13 @@
                 <w:color w:val="0000FF"/>
                 <w:sz w:val="18"/>
               </w:rPr>
-              <w:t>(0.025)</w:t>
+              <w:t>(0.023)</w:t>
             </w:r>
           </w:p>
         </w:tc>
         <w:tc>
           <w:tcPr>
-            <w:tcW w:type="dxa" w:w="1872"/>
+            <w:tcW w:type="dxa" w:w="1656"/>
           </w:tcPr>
           <w:p>
             <w:pPr>
@@ -11257,7 +11496,7 @@
                 <w:color w:val="0000FF"/>
                 <w:sz w:val="18"/>
               </w:rPr>
-              <w:t>−0.059*</w:t>
+              <w:t>−0.053*</w:t>
             </w:r>
             <w:r>
               <w:br/>
@@ -11267,13 +11506,13 @@
                 <w:color w:val="0000FF"/>
                 <w:sz w:val="18"/>
               </w:rPr>
-              <w:t>(0.032)</w:t>
+              <w:t>(0.029)</w:t>
             </w:r>
           </w:p>
         </w:tc>
         <w:tc>
           <w:tcPr>
-            <w:tcW w:type="dxa" w:w="1296"/>
+            <w:tcW w:type="dxa" w:w="1224"/>
           </w:tcPr>
           <w:p>
             <w:pPr>
@@ -11287,7 +11526,27 @@
                 <w:color w:val="0000FF"/>
                 <w:sz w:val="18"/>
               </w:rPr>
-              <w:t>592</w:t>
+              <w:t>625</w:t>
+            </w:r>
+          </w:p>
+        </w:tc>
+        <w:tc>
+          <w:tcPr>
+            <w:tcW w:type="dxa" w:w="1152"/>
+          </w:tcPr>
+          <w:p>
+            <w:pPr>
+              <w:keepNext/>
+              <w:spacing w:after="0" w:line="240" w:lineRule="auto"/>
+              <w:jc w:val="center"/>
+            </w:pPr>
+            <w:r/>
+            <w:r>
+              <w:rPr>
+                <w:color w:val="0000FF"/>
+                <w:sz w:val="18"/>
+              </w:rPr>
+              <w:t>2,412</w:t>
             </w:r>
           </w:p>
         </w:tc>
@@ -11298,7 +11557,7 @@
         </w:trPr>
         <w:tc>
           <w:tcPr>
-            <w:tcW w:type="dxa" w:w="4320"/>
+            <w:tcW w:type="dxa" w:w="3744"/>
           </w:tcPr>
           <w:p>
             <w:pPr>
@@ -11312,13 +11571,13 @@
                 <w:color w:val="0000FF"/>
                 <w:sz w:val="18"/>
               </w:rPr>
-              <w:t>Scored firms ≤ 99th percentile of controls</w:t>
+              <w:t>Quadratic, total assets at g − 3</w:t>
             </w:r>
           </w:p>
         </w:tc>
         <w:tc>
           <w:tcPr>
-            <w:tcW w:type="dxa" w:w="1800"/>
+            <w:tcW w:type="dxa" w:w="1584"/>
           </w:tcPr>
           <w:p>
             <w:pPr>
@@ -11332,7 +11591,7 @@
                 <w:color w:val="0000FF"/>
                 <w:sz w:val="18"/>
               </w:rPr>
-              <w:t>−0.006</w:t>
+              <w:t>−0.008</w:t>
             </w:r>
             <w:r>
               <w:br/>
@@ -11342,13 +11601,13 @@
                 <w:color w:val="0000FF"/>
                 <w:sz w:val="18"/>
               </w:rPr>
-              <w:t>(0.024)</w:t>
+              <w:t>(0.025)</w:t>
             </w:r>
           </w:p>
         </w:tc>
         <w:tc>
           <w:tcPr>
-            <w:tcW w:type="dxa" w:w="1872"/>
+            <w:tcW w:type="dxa" w:w="1656"/>
           </w:tcPr>
           <w:p>
             <w:pPr>
@@ -11362,7 +11621,7 @@
                 <w:color w:val="0000FF"/>
                 <w:sz w:val="18"/>
               </w:rPr>
-              <w:t>−0.061**</w:t>
+              <w:t>−0.059*</w:t>
             </w:r>
             <w:r>
               <w:br/>
@@ -11372,13 +11631,13 @@
                 <w:color w:val="0000FF"/>
                 <w:sz w:val="18"/>
               </w:rPr>
-              <w:t>(0.031)</w:t>
+              <w:t>(0.032)</w:t>
             </w:r>
           </w:p>
         </w:tc>
         <w:tc>
           <w:tcPr>
-            <w:tcW w:type="dxa" w:w="1296"/>
+            <w:tcW w:type="dxa" w:w="1224"/>
           </w:tcPr>
           <w:p>
             <w:pPr>
@@ -11392,7 +11651,27 @@
                 <w:color w:val="0000FF"/>
                 <w:sz w:val="18"/>
               </w:rPr>
-              <w:t>586</w:t>
+              <w:t>592</w:t>
+            </w:r>
+          </w:p>
+        </w:tc>
+        <w:tc>
+          <w:tcPr>
+            <w:tcW w:type="dxa" w:w="1152"/>
+          </w:tcPr>
+          <w:p>
+            <w:pPr>
+              <w:keepNext/>
+              <w:spacing w:after="0" w:line="240" w:lineRule="auto"/>
+              <w:jc w:val="center"/>
+            </w:pPr>
+            <w:r/>
+            <w:r>
+              <w:rPr>
+                <w:color w:val="0000FF"/>
+                <w:sz w:val="18"/>
+              </w:rPr>
+              <w:t>2,396</w:t>
             </w:r>
           </w:p>
         </w:tc>
@@ -11403,7 +11682,7 @@
         </w:trPr>
         <w:tc>
           <w:tcPr>
-            <w:tcW w:type="dxa" w:w="4320"/>
+            <w:tcW w:type="dxa" w:w="3744"/>
           </w:tcPr>
           <w:p>
             <w:pPr>
@@ -11417,13 +11696,13 @@
                 <w:color w:val="0000FF"/>
                 <w:sz w:val="18"/>
               </w:rPr>
-              <w:t>Scored firms ≤ 95th percentile of controls</w:t>
+              <w:t>Scored firms ≤ 99th percentile of controls</w:t>
             </w:r>
           </w:p>
         </w:tc>
         <w:tc>
           <w:tcPr>
-            <w:tcW w:type="dxa" w:w="1800"/>
+            <w:tcW w:type="dxa" w:w="1584"/>
           </w:tcPr>
           <w:p>
             <w:pPr>
@@ -11437,7 +11716,7 @@
                 <w:color w:val="0000FF"/>
                 <w:sz w:val="18"/>
               </w:rPr>
-              <w:t>−0.021</w:t>
+              <w:t>−0.006</w:t>
             </w:r>
             <w:r>
               <w:br/>
@@ -11447,13 +11726,13 @@
                 <w:color w:val="0000FF"/>
                 <w:sz w:val="18"/>
               </w:rPr>
-              <w:t>(0.026)</w:t>
+              <w:t>(0.024)</w:t>
             </w:r>
           </w:p>
         </w:tc>
         <w:tc>
           <w:tcPr>
-            <w:tcW w:type="dxa" w:w="1872"/>
+            <w:tcW w:type="dxa" w:w="1656"/>
           </w:tcPr>
           <w:p>
             <w:pPr>
@@ -11467,7 +11746,7 @@
                 <w:color w:val="0000FF"/>
                 <w:sz w:val="18"/>
               </w:rPr>
-              <w:t>−0.096***</w:t>
+              <w:t>−0.061**</w:t>
             </w:r>
             <w:r>
               <w:br/>
@@ -11477,13 +11756,13 @@
                 <w:color w:val="0000FF"/>
                 <w:sz w:val="18"/>
               </w:rPr>
-              <w:t>(0.035)</w:t>
+              <w:t>(0.031)</w:t>
             </w:r>
           </w:p>
         </w:tc>
         <w:tc>
           <w:tcPr>
-            <w:tcW w:type="dxa" w:w="1296"/>
+            <w:tcW w:type="dxa" w:w="1224"/>
           </w:tcPr>
           <w:p>
             <w:pPr>
@@ -11497,7 +11776,27 @@
                 <w:color w:val="0000FF"/>
                 <w:sz w:val="18"/>
               </w:rPr>
-              <w:t>487</w:t>
+              <w:t>586</w:t>
+            </w:r>
+          </w:p>
+        </w:tc>
+        <w:tc>
+          <w:tcPr>
+            <w:tcW w:type="dxa" w:w="1152"/>
+          </w:tcPr>
+          <w:p>
+            <w:pPr>
+              <w:keepNext/>
+              <w:spacing w:after="0" w:line="240" w:lineRule="auto"/>
+              <w:jc w:val="center"/>
+            </w:pPr>
+            <w:r/>
+            <w:r>
+              <w:rPr>
+                <w:color w:val="0000FF"/>
+                <w:sz w:val="18"/>
+              </w:rPr>
+              <w:t>2,412</w:t>
             </w:r>
           </w:p>
         </w:tc>
@@ -11508,7 +11807,7 @@
         </w:trPr>
         <w:tc>
           <w:tcPr>
-            <w:tcW w:type="dxa" w:w="4320"/>
+            <w:tcW w:type="dxa" w:w="3744"/>
           </w:tcPr>
           <w:p>
             <w:pPr>
@@ -11522,13 +11821,13 @@
                 <w:color w:val="0000FF"/>
                 <w:sz w:val="18"/>
               </w:rPr>
-              <w:t>Scored firms ≤ 90th percentile of controls</w:t>
+              <w:t>Scored firms ≤ 95th percentile of controls</w:t>
             </w:r>
           </w:p>
         </w:tc>
         <w:tc>
           <w:tcPr>
-            <w:tcW w:type="dxa" w:w="1800"/>
+            <w:tcW w:type="dxa" w:w="1584"/>
           </w:tcPr>
           <w:p>
             <w:pPr>
@@ -11542,7 +11841,7 @@
                 <w:color w:val="0000FF"/>
                 <w:sz w:val="18"/>
               </w:rPr>
-              <w:t>−0.013</w:t>
+              <w:t>−0.021</w:t>
             </w:r>
             <w:r>
               <w:br/>
@@ -11552,13 +11851,13 @@
                 <w:color w:val="0000FF"/>
                 <w:sz w:val="18"/>
               </w:rPr>
-              <w:t>(0.028)</w:t>
+              <w:t>(0.026)</w:t>
             </w:r>
           </w:p>
         </w:tc>
         <w:tc>
           <w:tcPr>
-            <w:tcW w:type="dxa" w:w="1872"/>
+            <w:tcW w:type="dxa" w:w="1656"/>
           </w:tcPr>
           <w:p>
             <w:pPr>
@@ -11572,7 +11871,7 @@
                 <w:color w:val="0000FF"/>
                 <w:sz w:val="18"/>
               </w:rPr>
-              <w:t>−0.093**</w:t>
+              <w:t>−0.096***</w:t>
             </w:r>
             <w:r>
               <w:br/>
@@ -11582,13 +11881,13 @@
                 <w:color w:val="0000FF"/>
                 <w:sz w:val="18"/>
               </w:rPr>
-              <w:t>(0.039)</w:t>
+              <w:t>(0.035)</w:t>
             </w:r>
           </w:p>
         </w:tc>
         <w:tc>
           <w:tcPr>
-            <w:tcW w:type="dxa" w:w="1296"/>
+            <w:tcW w:type="dxa" w:w="1224"/>
           </w:tcPr>
           <w:p>
             <w:pPr>
@@ -11602,7 +11901,27 @@
                 <w:color w:val="0000FF"/>
                 <w:sz w:val="18"/>
               </w:rPr>
-              <w:t>420</w:t>
+              <w:t>487</w:t>
+            </w:r>
+          </w:p>
+        </w:tc>
+        <w:tc>
+          <w:tcPr>
+            <w:tcW w:type="dxa" w:w="1152"/>
+          </w:tcPr>
+          <w:p>
+            <w:pPr>
+              <w:keepNext/>
+              <w:spacing w:after="0" w:line="240" w:lineRule="auto"/>
+              <w:jc w:val="center"/>
+            </w:pPr>
+            <w:r/>
+            <w:r>
+              <w:rPr>
+                <w:color w:val="0000FF"/>
+                <w:sz w:val="18"/>
+              </w:rPr>
+              <w:t>2,412</w:t>
             </w:r>
           </w:p>
         </w:tc>
@@ -11613,7 +11932,7 @@
         </w:trPr>
         <w:tc>
           <w:tcPr>
-            <w:tcW w:type="dxa" w:w="4320"/>
+            <w:tcW w:type="dxa" w:w="3744"/>
           </w:tcPr>
           <w:p>
             <w:pPr>
@@ -11627,13 +11946,13 @@
                 <w:color w:val="0000FF"/>
                 <w:sz w:val="18"/>
               </w:rPr>
-              <w:t>Doubly robust, ≤ 95th percentile</w:t>
+              <w:t>Scored firms ≤ 90th percentile of controls</w:t>
             </w:r>
           </w:p>
         </w:tc>
         <w:tc>
           <w:tcPr>
-            <w:tcW w:type="dxa" w:w="1800"/>
+            <w:tcW w:type="dxa" w:w="1584"/>
           </w:tcPr>
           <w:p>
             <w:pPr>
@@ -11647,7 +11966,7 @@
                 <w:color w:val="0000FF"/>
                 <w:sz w:val="18"/>
               </w:rPr>
-              <w:t>−0.010</w:t>
+              <w:t>−0.013</w:t>
             </w:r>
             <w:r>
               <w:br/>
@@ -11657,13 +11976,13 @@
                 <w:color w:val="0000FF"/>
                 <w:sz w:val="18"/>
               </w:rPr>
-              <w:t>(0.027)</w:t>
+              <w:t>(0.028)</w:t>
             </w:r>
           </w:p>
         </w:tc>
         <w:tc>
           <w:tcPr>
-            <w:tcW w:type="dxa" w:w="1872"/>
+            <w:tcW w:type="dxa" w:w="1656"/>
           </w:tcPr>
           <w:p>
             <w:pPr>
@@ -11677,7 +11996,7 @@
                 <w:color w:val="0000FF"/>
                 <w:sz w:val="18"/>
               </w:rPr>
-              <w:t>−0.064*</w:t>
+              <w:t>−0.093**</w:t>
             </w:r>
             <w:r>
               <w:br/>
@@ -11687,13 +12006,13 @@
                 <w:color w:val="0000FF"/>
                 <w:sz w:val="18"/>
               </w:rPr>
-              <w:t>(0.034)</w:t>
+              <w:t>(0.039)</w:t>
             </w:r>
           </w:p>
         </w:tc>
         <w:tc>
           <w:tcPr>
-            <w:tcW w:type="dxa" w:w="1296"/>
+            <w:tcW w:type="dxa" w:w="1224"/>
           </w:tcPr>
           <w:p>
             <w:pPr>
@@ -11707,7 +12026,27 @@
                 <w:color w:val="0000FF"/>
                 <w:sz w:val="18"/>
               </w:rPr>
-              <w:t>487</w:t>
+              <w:t>420</w:t>
+            </w:r>
+          </w:p>
+        </w:tc>
+        <w:tc>
+          <w:tcPr>
+            <w:tcW w:type="dxa" w:w="1152"/>
+          </w:tcPr>
+          <w:p>
+            <w:pPr>
+              <w:keepNext/>
+              <w:spacing w:after="0" w:line="240" w:lineRule="auto"/>
+              <w:jc w:val="center"/>
+            </w:pPr>
+            <w:r/>
+            <w:r>
+              <w:rPr>
+                <w:color w:val="0000FF"/>
+                <w:sz w:val="18"/>
+              </w:rPr>
+              <w:t>2,407</w:t>
             </w:r>
           </w:p>
         </w:tc>
@@ -11718,7 +12057,132 @@
         </w:trPr>
         <w:tc>
           <w:tcPr>
-            <w:tcW w:type="dxa" w:w="4320"/>
+            <w:tcW w:type="dxa" w:w="3744"/>
+          </w:tcPr>
+          <w:p>
+            <w:pPr>
+              <w:keepNext/>
+              <w:spacing w:after="0" w:line="240" w:lineRule="auto"/>
+            </w:pPr>
+            <w:r/>
+            <w:r>
+              <w:rPr>
+                <w:b/>
+                <w:color w:val="0000FF"/>
+                <w:sz w:val="18"/>
+              </w:rPr>
+              <w:t>Doubly robust, ≤ 95th percentile</w:t>
+            </w:r>
+          </w:p>
+        </w:tc>
+        <w:tc>
+          <w:tcPr>
+            <w:tcW w:type="dxa" w:w="1584"/>
+          </w:tcPr>
+          <w:p>
+            <w:pPr>
+              <w:keepNext/>
+              <w:spacing w:after="0" w:line="240" w:lineRule="auto"/>
+              <w:jc w:val="center"/>
+            </w:pPr>
+            <w:r/>
+            <w:r>
+              <w:rPr>
+                <w:color w:val="0000FF"/>
+                <w:sz w:val="18"/>
+              </w:rPr>
+              <w:t>−0.010</w:t>
+            </w:r>
+            <w:r>
+              <w:br/>
+            </w:r>
+            <w:r>
+              <w:rPr>
+                <w:color w:val="0000FF"/>
+                <w:sz w:val="18"/>
+              </w:rPr>
+              <w:t>(0.027)</w:t>
+            </w:r>
+          </w:p>
+        </w:tc>
+        <w:tc>
+          <w:tcPr>
+            <w:tcW w:type="dxa" w:w="1656"/>
+          </w:tcPr>
+          <w:p>
+            <w:pPr>
+              <w:keepNext/>
+              <w:spacing w:after="0" w:line="240" w:lineRule="auto"/>
+              <w:jc w:val="center"/>
+            </w:pPr>
+            <w:r/>
+            <w:r>
+              <w:rPr>
+                <w:color w:val="0000FF"/>
+                <w:sz w:val="18"/>
+              </w:rPr>
+              <w:t>−0.064*</w:t>
+            </w:r>
+            <w:r>
+              <w:br/>
+            </w:r>
+            <w:r>
+              <w:rPr>
+                <w:color w:val="0000FF"/>
+                <w:sz w:val="18"/>
+              </w:rPr>
+              <w:t>(0.034)</w:t>
+            </w:r>
+          </w:p>
+        </w:tc>
+        <w:tc>
+          <w:tcPr>
+            <w:tcW w:type="dxa" w:w="1224"/>
+          </w:tcPr>
+          <w:p>
+            <w:pPr>
+              <w:keepNext/>
+              <w:spacing w:after="0" w:line="240" w:lineRule="auto"/>
+              <w:jc w:val="center"/>
+            </w:pPr>
+            <w:r/>
+            <w:r>
+              <w:rPr>
+                <w:color w:val="0000FF"/>
+                <w:sz w:val="18"/>
+              </w:rPr>
+              <w:t>487</w:t>
+            </w:r>
+          </w:p>
+        </w:tc>
+        <w:tc>
+          <w:tcPr>
+            <w:tcW w:type="dxa" w:w="1152"/>
+          </w:tcPr>
+          <w:p>
+            <w:pPr>
+              <w:keepNext/>
+              <w:spacing w:after="0" w:line="240" w:lineRule="auto"/>
+              <w:jc w:val="center"/>
+            </w:pPr>
+            <w:r/>
+            <w:r>
+              <w:rPr>
+                <w:color w:val="0000FF"/>
+                <w:sz w:val="18"/>
+              </w:rPr>
+              <w:t>2,412</w:t>
+            </w:r>
+          </w:p>
+        </w:tc>
+      </w:tr>
+      <w:tr>
+        <w:trPr>
+          <w:cantSplit/>
+        </w:trPr>
+        <w:tc>
+          <w:tcPr>
+            <w:tcW w:type="dxa" w:w="3744"/>
             <w:tcBorders>
               <w:bottom w:val="single" w:sz="6" w:color="000000"/>
             </w:tcBorders>
@@ -11740,7 +12204,7 @@
         </w:tc>
         <w:tc>
           <w:tcPr>
-            <w:tcW w:type="dxa" w:w="1800"/>
+            <w:tcW w:type="dxa" w:w="1584"/>
             <w:tcBorders>
               <w:bottom w:val="single" w:sz="6" w:color="000000"/>
             </w:tcBorders>
@@ -11772,7 +12236,7 @@
         </w:tc>
         <w:tc>
           <w:tcPr>
-            <w:tcW w:type="dxa" w:w="1872"/>
+            <w:tcW w:type="dxa" w:w="1656"/>
             <w:tcBorders>
               <w:bottom w:val="single" w:sz="6" w:color="000000"/>
             </w:tcBorders>
@@ -11804,7 +12268,7 @@
         </w:tc>
         <w:tc>
           <w:tcPr>
-            <w:tcW w:type="dxa" w:w="1296"/>
+            <w:tcW w:type="dxa" w:w="1224"/>
             <w:tcBorders>
               <w:bottom w:val="single" w:sz="6" w:color="000000"/>
             </w:tcBorders>
@@ -11821,6 +12285,28 @@
                 <w:sz w:val="18"/>
               </w:rPr>
               <w:t>420</w:t>
+            </w:r>
+          </w:p>
+        </w:tc>
+        <w:tc>
+          <w:tcPr>
+            <w:tcW w:type="dxa" w:w="1152"/>
+            <w:tcBorders>
+              <w:bottom w:val="single" w:sz="6" w:color="000000"/>
+            </w:tcBorders>
+          </w:tcPr>
+          <w:p>
+            <w:pPr>
+              <w:spacing w:after="0" w:line="240" w:lineRule="auto"/>
+              <w:jc w:val="center"/>
+            </w:pPr>
+            <w:r/>
+            <w:r>
+              <w:rPr>
+                <w:color w:val="0000FF"/>
+                <w:sz w:val="18"/>
+              </w:rPr>
+              <w:t>2,407</w:t>
             </w:r>
           </w:p>
         </w:tc>
@@ -13061,7 +13547,7 @@
         <w:rPr>
           <w:color w:val="0000FF"/>
         </w:rPr>
-        <w:t>Firm-years without one are more often highly levered (book leverage above 0.5 in 25.4% of never-scored firm-years without an MTB ratio, against 8.4% with one) and more often Indonesian (38.9% against 24.1%; Table S8 of the supplementary material).</w:t>
+        <w:t>Firm-years without one are more often highly levered (book leverage above 0.5 in 25.4% of never-scored firm-years without an MTB ratio, against 8.4% with one) and more often Indonesian (36.2% against 24.1%; Table S8 of the supplementary material).</w:t>
       </w:r>
       <w:r>
         <w:rPr/>
@@ -13071,7 +13557,7 @@
         <w:rPr>
           <w:color w:val="0000FF"/>
         </w:rPr>
-        <w:t>Only 21.5% of never-scored and 24.8% of scored firm-years without an MTB ratio have a market capitalization, so most gaps are missing market data, not negative book equity alone.</w:t>
+        <w:t>Only 36.7% of never-scored and 36.6% of scored firm-years without an MTB ratio have a market capitalization, so most gaps are missing market data, not negative book equity alone.</w:t>
       </w:r>
       <w:r>
         <w:rPr/>
@@ -13165,10 +13651,11 @@
         <w:tblLook w:firstColumn="1" w:firstRow="1" w:lastColumn="0" w:lastRow="0" w:noHBand="0" w:noVBand="1" w:val="04A0"/>
       </w:tblPr>
       <w:tblGrid>
-        <w:gridCol w:w="4608"/>
-        <w:gridCol w:w="1728"/>
-        <w:gridCol w:w="1800"/>
+        <w:gridCol w:w="3888"/>
+        <w:gridCol w:w="1584"/>
+        <w:gridCol w:w="1655"/>
         <w:gridCol w:w="1152"/>
+        <w:gridCol w:w="1080"/>
       </w:tblGrid>
       <w:tr>
         <w:trPr>
@@ -13177,7 +13664,7 @@
         </w:trPr>
         <w:tc>
           <w:tcPr>
-            <w:tcW w:type="dxa" w:w="4608"/>
+            <w:tcW w:type="dxa" w:w="3888"/>
             <w:tcBorders>
               <w:top w:val="single" w:sz="6" w:color="000000"/>
               <w:bottom w:val="single" w:sz="6" w:color="000000"/>
@@ -13201,7 +13688,7 @@
         </w:tc>
         <w:tc>
           <w:tcPr>
-            <w:tcW w:type="dxa" w:w="1728"/>
+            <w:tcW w:type="dxa" w:w="1584"/>
             <w:tcBorders>
               <w:top w:val="single" w:sz="6" w:color="000000"/>
               <w:bottom w:val="single" w:sz="6" w:color="000000"/>
@@ -13226,7 +13713,7 @@
         </w:tc>
         <w:tc>
           <w:tcPr>
-            <w:tcW w:type="dxa" w:w="1800"/>
+            <w:tcW w:type="dxa" w:w="1656"/>
             <w:tcBorders>
               <w:top w:val="single" w:sz="6" w:color="000000"/>
               <w:bottom w:val="single" w:sz="6" w:color="000000"/>
@@ -13274,34 +13761,13 @@
             </w:r>
           </w:p>
         </w:tc>
-      </w:tr>
-      <w:tr>
-        <w:trPr>
-          <w:cantSplit/>
-        </w:trPr>
         <w:tc>
           <w:tcPr>
-            <w:tcW w:type="dxa" w:w="4608"/>
-          </w:tcPr>
-          <w:p>
-            <w:pPr>
-              <w:keepNext/>
-              <w:spacing w:after="0" w:line="240" w:lineRule="auto"/>
-            </w:pPr>
-            <w:r/>
-            <w:r>
-              <w:rPr>
-                <w:b/>
-                <w:color w:val="0000FF"/>
-                <w:sz w:val="18"/>
-              </w:rPr>
-              <w:t>Baseline</w:t>
-            </w:r>
-          </w:p>
-        </w:tc>
-        <w:tc>
-          <w:tcPr>
-            <w:tcW w:type="dxa" w:w="1728"/>
+            <w:tcW w:type="dxa" w:w="1080"/>
+            <w:tcBorders>
+              <w:top w:val="single" w:sz="6" w:color="000000"/>
+              <w:bottom w:val="single" w:sz="6" w:color="000000"/>
+            </w:tcBorders>
           </w:tcPr>
           <w:p>
             <w:pPr>
@@ -13312,26 +13778,72 @@
             <w:r/>
             <w:r>
               <w:rPr>
+                <w:b/>
                 <w:color w:val="0000FF"/>
                 <w:sz w:val="18"/>
               </w:rPr>
-              <w:t>0.002</w:t>
-            </w:r>
-            <w:r>
-              <w:br/>
-            </w:r>
-            <w:r>
-              <w:rPr>
+              <w:t>Control firms</w:t>
+            </w:r>
+          </w:p>
+        </w:tc>
+      </w:tr>
+      <w:tr>
+        <w:trPr>
+          <w:cantSplit/>
+        </w:trPr>
+        <w:tc>
+          <w:tcPr>
+            <w:tcW w:type="dxa" w:w="3888"/>
+          </w:tcPr>
+          <w:p>
+            <w:pPr>
+              <w:keepNext/>
+              <w:spacing w:after="0" w:line="240" w:lineRule="auto"/>
+            </w:pPr>
+            <w:r/>
+            <w:r>
+              <w:rPr>
+                <w:b/>
                 <w:color w:val="0000FF"/>
                 <w:sz w:val="18"/>
               </w:rPr>
-              <w:t>(0.024)</w:t>
+              <w:t>Baseline</w:t>
             </w:r>
           </w:p>
         </w:tc>
         <w:tc>
           <w:tcPr>
-            <w:tcW w:type="dxa" w:w="1800"/>
+            <w:tcW w:type="dxa" w:w="1584"/>
+          </w:tcPr>
+          <w:p>
+            <w:pPr>
+              <w:keepNext/>
+              <w:spacing w:after="0" w:line="240" w:lineRule="auto"/>
+              <w:jc w:val="center"/>
+            </w:pPr>
+            <w:r/>
+            <w:r>
+              <w:rPr>
+                <w:color w:val="0000FF"/>
+                <w:sz w:val="18"/>
+              </w:rPr>
+              <w:t>0.002</w:t>
+            </w:r>
+            <w:r>
+              <w:br/>
+            </w:r>
+            <w:r>
+              <w:rPr>
+                <w:color w:val="0000FF"/>
+                <w:sz w:val="18"/>
+              </w:rPr>
+              <w:t>(0.024)</w:t>
+            </w:r>
+          </w:p>
+        </w:tc>
+        <w:tc>
+          <w:tcPr>
+            <w:tcW w:type="dxa" w:w="1656"/>
           </w:tcPr>
           <w:p>
             <w:pPr>
@@ -13379,6 +13891,26 @@
             </w:r>
           </w:p>
         </w:tc>
+        <w:tc>
+          <w:tcPr>
+            <w:tcW w:type="dxa" w:w="1080"/>
+          </w:tcPr>
+          <w:p>
+            <w:pPr>
+              <w:keepNext/>
+              <w:spacing w:after="0" w:line="240" w:lineRule="auto"/>
+              <w:jc w:val="center"/>
+            </w:pPr>
+            <w:r/>
+            <w:r>
+              <w:rPr>
+                <w:color w:val="0000FF"/>
+                <w:sz w:val="18"/>
+              </w:rPr>
+              <w:t>2,412</w:t>
+            </w:r>
+          </w:p>
+        </w:tc>
       </w:tr>
       <w:tr>
         <w:trPr>
@@ -13386,7 +13918,7 @@
         </w:trPr>
         <w:tc>
           <w:tcPr>
-            <w:tcW w:type="dxa" w:w="4608"/>
+            <w:tcW w:type="dxa" w:w="3888"/>
           </w:tcPr>
           <w:p>
             <w:pPr>
@@ -13406,7 +13938,7 @@
         </w:tc>
         <w:tc>
           <w:tcPr>
-            <w:tcW w:type="dxa" w:w="1728"/>
+            <w:tcW w:type="dxa" w:w="1584"/>
           </w:tcPr>
           <w:p>
             <w:pPr>
@@ -13419,7 +13951,7 @@
         </w:tc>
         <w:tc>
           <w:tcPr>
-            <w:tcW w:type="dxa" w:w="1800"/>
+            <w:tcW w:type="dxa" w:w="1656"/>
           </w:tcPr>
           <w:p>
             <w:pPr>
@@ -13467,34 +13999,9 @@
             </w:r>
           </w:p>
         </w:tc>
-      </w:tr>
-      <w:tr>
-        <w:trPr>
-          <w:cantSplit/>
-        </w:trPr>
         <w:tc>
           <w:tcPr>
-            <w:tcW w:type="dxa" w:w="4608"/>
-          </w:tcPr>
-          <w:p>
-            <w:pPr>
-              <w:keepNext/>
-              <w:spacing w:after="0" w:line="240" w:lineRule="auto"/>
-            </w:pPr>
-            <w:r/>
-            <w:r>
-              <w:rPr>
-                <w:b/>
-                <w:color w:val="0000FF"/>
-                <w:sz w:val="18"/>
-              </w:rPr>
-              <w:t>Complete MTB series, scored and control firms</w:t>
-            </w:r>
-          </w:p>
-        </w:tc>
-        <w:tc>
-          <w:tcPr>
-            <w:tcW w:type="dxa" w:w="1728"/>
+            <w:tcW w:type="dxa" w:w="1080"/>
           </w:tcPr>
           <w:p>
             <w:pPr>
@@ -13508,23 +14015,68 @@
                 <w:color w:val="0000FF"/>
                 <w:sz w:val="18"/>
               </w:rPr>
-              <w:t>0.008</w:t>
-            </w:r>
-            <w:r>
-              <w:br/>
-            </w:r>
-            <w:r>
-              <w:rPr>
+              <w:t>2,409</w:t>
+            </w:r>
+          </w:p>
+        </w:tc>
+      </w:tr>
+      <w:tr>
+        <w:trPr>
+          <w:cantSplit/>
+        </w:trPr>
+        <w:tc>
+          <w:tcPr>
+            <w:tcW w:type="dxa" w:w="3888"/>
+          </w:tcPr>
+          <w:p>
+            <w:pPr>
+              <w:keepNext/>
+              <w:spacing w:after="0" w:line="240" w:lineRule="auto"/>
+            </w:pPr>
+            <w:r/>
+            <w:r>
+              <w:rPr>
+                <w:b/>
                 <w:color w:val="0000FF"/>
                 <w:sz w:val="18"/>
               </w:rPr>
-              <w:t>(0.025)</w:t>
+              <w:t>Complete MTB series, scored and control firms</w:t>
             </w:r>
           </w:p>
         </w:tc>
         <w:tc>
           <w:tcPr>
-            <w:tcW w:type="dxa" w:w="1800"/>
+            <w:tcW w:type="dxa" w:w="1584"/>
+          </w:tcPr>
+          <w:p>
+            <w:pPr>
+              <w:keepNext/>
+              <w:spacing w:after="0" w:line="240" w:lineRule="auto"/>
+              <w:jc w:val="center"/>
+            </w:pPr>
+            <w:r/>
+            <w:r>
+              <w:rPr>
+                <w:color w:val="0000FF"/>
+                <w:sz w:val="18"/>
+              </w:rPr>
+              <w:t>0.008</w:t>
+            </w:r>
+            <w:r>
+              <w:br/>
+            </w:r>
+            <w:r>
+              <w:rPr>
+                <w:color w:val="0000FF"/>
+                <w:sz w:val="18"/>
+              </w:rPr>
+              <w:t>(0.025)</w:t>
+            </w:r>
+          </w:p>
+        </w:tc>
+        <w:tc>
+          <w:tcPr>
+            <w:tcW w:type="dxa" w:w="1656"/>
           </w:tcPr>
           <w:p>
             <w:pPr>
@@ -13555,34 +14107,9 @@
             </w:r>
           </w:p>
         </w:tc>
-      </w:tr>
-      <w:tr>
-        <w:trPr>
-          <w:cantSplit/>
-        </w:trPr>
         <w:tc>
           <w:tcPr>
-            <w:tcW w:type="dxa" w:w="4608"/>
-          </w:tcPr>
-          <w:p>
-            <w:pPr>
-              <w:keepNext/>
-              <w:spacing w:after="0" w:line="240" w:lineRule="auto"/>
-            </w:pPr>
-            <w:r/>
-            <w:r>
-              <w:rPr>
-                <w:b/>
-                <w:color w:val="0000FF"/>
-                <w:sz w:val="18"/>
-              </w:rPr>
-              <w:t>Complete MTB series, scored firms only</w:t>
-            </w:r>
-          </w:p>
-        </w:tc>
-        <w:tc>
-          <w:tcPr>
-            <w:tcW w:type="dxa" w:w="1728"/>
+            <w:tcW w:type="dxa" w:w="1080"/>
           </w:tcPr>
           <w:p>
             <w:pPr>
@@ -13596,23 +14123,68 @@
                 <w:color w:val="0000FF"/>
                 <w:sz w:val="18"/>
               </w:rPr>
-              <w:t>0.006</w:t>
-            </w:r>
-            <w:r>
-              <w:br/>
-            </w:r>
-            <w:r>
-              <w:rPr>
+              <w:t>1,152</w:t>
+            </w:r>
+          </w:p>
+        </w:tc>
+      </w:tr>
+      <w:tr>
+        <w:trPr>
+          <w:cantSplit/>
+        </w:trPr>
+        <w:tc>
+          <w:tcPr>
+            <w:tcW w:type="dxa" w:w="3888"/>
+          </w:tcPr>
+          <w:p>
+            <w:pPr>
+              <w:keepNext/>
+              <w:spacing w:after="0" w:line="240" w:lineRule="auto"/>
+            </w:pPr>
+            <w:r/>
+            <w:r>
+              <w:rPr>
+                <w:b/>
                 <w:color w:val="0000FF"/>
                 <w:sz w:val="18"/>
               </w:rPr>
-              <w:t>(0.024)</w:t>
+              <w:t>Complete MTB series, scored firms only</w:t>
             </w:r>
           </w:p>
         </w:tc>
         <w:tc>
           <w:tcPr>
-            <w:tcW w:type="dxa" w:w="1800"/>
+            <w:tcW w:type="dxa" w:w="1584"/>
+          </w:tcPr>
+          <w:p>
+            <w:pPr>
+              <w:keepNext/>
+              <w:spacing w:after="0" w:line="240" w:lineRule="auto"/>
+              <w:jc w:val="center"/>
+            </w:pPr>
+            <w:r/>
+            <w:r>
+              <w:rPr>
+                <w:color w:val="0000FF"/>
+                <w:sz w:val="18"/>
+              </w:rPr>
+              <w:t>0.006</w:t>
+            </w:r>
+            <w:r>
+              <w:br/>
+            </w:r>
+            <w:r>
+              <w:rPr>
+                <w:color w:val="0000FF"/>
+                <w:sz w:val="18"/>
+              </w:rPr>
+              <w:t>(0.024)</w:t>
+            </w:r>
+          </w:p>
+        </w:tc>
+        <w:tc>
+          <w:tcPr>
+            <w:tcW w:type="dxa" w:w="1656"/>
           </w:tcPr>
           <w:p>
             <w:pPr>
@@ -13643,34 +14215,9 @@
             </w:r>
           </w:p>
         </w:tc>
-      </w:tr>
-      <w:tr>
-        <w:trPr>
-          <w:cantSplit/>
-        </w:trPr>
         <w:tc>
           <w:tcPr>
-            <w:tcW w:type="dxa" w:w="4608"/>
-          </w:tcPr>
-          <w:p>
-            <w:pPr>
-              <w:keepNext/>
-              <w:spacing w:after="0" w:line="240" w:lineRule="auto"/>
-            </w:pPr>
-            <w:r/>
-            <w:r>
-              <w:rPr>
-                <w:b/>
-                <w:color w:val="0000FF"/>
-                <w:sz w:val="18"/>
-              </w:rPr>
-              <w:t>Flagged firm-years removed</w:t>
-            </w:r>
-          </w:p>
-        </w:tc>
-        <w:tc>
-          <w:tcPr>
-            <w:tcW w:type="dxa" w:w="1728"/>
+            <w:tcW w:type="dxa" w:w="1080"/>
           </w:tcPr>
           <w:p>
             <w:pPr>
@@ -13684,23 +14231,68 @@
                 <w:color w:val="0000FF"/>
                 <w:sz w:val="18"/>
               </w:rPr>
-              <w:t>−0.007</w:t>
-            </w:r>
-            <w:r>
-              <w:br/>
-            </w:r>
-            <w:r>
-              <w:rPr>
+              <w:t>2,412</w:t>
+            </w:r>
+          </w:p>
+        </w:tc>
+      </w:tr>
+      <w:tr>
+        <w:trPr>
+          <w:cantSplit/>
+        </w:trPr>
+        <w:tc>
+          <w:tcPr>
+            <w:tcW w:type="dxa" w:w="3888"/>
+          </w:tcPr>
+          <w:p>
+            <w:pPr>
+              <w:keepNext/>
+              <w:spacing w:after="0" w:line="240" w:lineRule="auto"/>
+            </w:pPr>
+            <w:r/>
+            <w:r>
+              <w:rPr>
+                <w:b/>
                 <w:color w:val="0000FF"/>
                 <w:sz w:val="18"/>
               </w:rPr>
-              <w:t>(0.024)</w:t>
+              <w:t>Flagged firm-years removed</w:t>
             </w:r>
           </w:p>
         </w:tc>
         <w:tc>
           <w:tcPr>
-            <w:tcW w:type="dxa" w:w="1800"/>
+            <w:tcW w:type="dxa" w:w="1584"/>
+          </w:tcPr>
+          <w:p>
+            <w:pPr>
+              <w:keepNext/>
+              <w:spacing w:after="0" w:line="240" w:lineRule="auto"/>
+              <w:jc w:val="center"/>
+            </w:pPr>
+            <w:r/>
+            <w:r>
+              <w:rPr>
+                <w:color w:val="0000FF"/>
+                <w:sz w:val="18"/>
+              </w:rPr>
+              <w:t>−0.007</w:t>
+            </w:r>
+            <w:r>
+              <w:br/>
+            </w:r>
+            <w:r>
+              <w:rPr>
+                <w:color w:val="0000FF"/>
+                <w:sz w:val="18"/>
+              </w:rPr>
+              <w:t>(0.024)</w:t>
+            </w:r>
+          </w:p>
+        </w:tc>
+        <w:tc>
+          <w:tcPr>
+            <w:tcW w:type="dxa" w:w="1656"/>
           </w:tcPr>
           <w:p>
             <w:pPr>
@@ -13748,34 +14340,9 @@
             </w:r>
           </w:p>
         </w:tc>
-      </w:tr>
-      <w:tr>
-        <w:trPr>
-          <w:cantSplit/>
-        </w:trPr>
         <w:tc>
           <w:tcPr>
-            <w:tcW w:type="dxa" w:w="4608"/>
-          </w:tcPr>
-          <w:p>
-            <w:pPr>
-              <w:keepNext/>
-              <w:spacing w:after="0" w:line="240" w:lineRule="auto"/>
-            </w:pPr>
-            <w:r/>
-            <w:r>
-              <w:rPr>
-                <w:b/>
-                <w:color w:val="0000FF"/>
-                <w:sz w:val="18"/>
-              </w:rPr>
-              <w:t>Firms with any flagged year removed</w:t>
-            </w:r>
-          </w:p>
-        </w:tc>
-        <w:tc>
-          <w:tcPr>
-            <w:tcW w:type="dxa" w:w="1728"/>
+            <w:tcW w:type="dxa" w:w="1080"/>
           </w:tcPr>
           <w:p>
             <w:pPr>
@@ -13789,23 +14356,68 @@
                 <w:color w:val="0000FF"/>
                 <w:sz w:val="18"/>
               </w:rPr>
-              <w:t>−0.008</w:t>
-            </w:r>
-            <w:r>
-              <w:br/>
-            </w:r>
-            <w:r>
-              <w:rPr>
+              <w:t>2,408</w:t>
+            </w:r>
+          </w:p>
+        </w:tc>
+      </w:tr>
+      <w:tr>
+        <w:trPr>
+          <w:cantSplit/>
+        </w:trPr>
+        <w:tc>
+          <w:tcPr>
+            <w:tcW w:type="dxa" w:w="3888"/>
+          </w:tcPr>
+          <w:p>
+            <w:pPr>
+              <w:keepNext/>
+              <w:spacing w:after="0" w:line="240" w:lineRule="auto"/>
+            </w:pPr>
+            <w:r/>
+            <w:r>
+              <w:rPr>
+                <w:b/>
                 <w:color w:val="0000FF"/>
                 <w:sz w:val="18"/>
               </w:rPr>
-              <w:t>(0.024)</w:t>
+              <w:t>Firms with any flagged year removed</w:t>
             </w:r>
           </w:p>
         </w:tc>
         <w:tc>
           <w:tcPr>
-            <w:tcW w:type="dxa" w:w="1800"/>
+            <w:tcW w:type="dxa" w:w="1584"/>
+          </w:tcPr>
+          <w:p>
+            <w:pPr>
+              <w:keepNext/>
+              <w:spacing w:after="0" w:line="240" w:lineRule="auto"/>
+              <w:jc w:val="center"/>
+            </w:pPr>
+            <w:r/>
+            <w:r>
+              <w:rPr>
+                <w:color w:val="0000FF"/>
+                <w:sz w:val="18"/>
+              </w:rPr>
+              <w:t>−0.008</w:t>
+            </w:r>
+            <w:r>
+              <w:br/>
+            </w:r>
+            <w:r>
+              <w:rPr>
+                <w:color w:val="0000FF"/>
+                <w:sz w:val="18"/>
+              </w:rPr>
+              <w:t>(0.024)</w:t>
+            </w:r>
+          </w:p>
+        </w:tc>
+        <w:tc>
+          <w:tcPr>
+            <w:tcW w:type="dxa" w:w="1656"/>
           </w:tcPr>
           <w:p>
             <w:pPr>
@@ -13853,34 +14465,9 @@
             </w:r>
           </w:p>
         </w:tc>
-      </w:tr>
-      <w:tr>
-        <w:trPr>
-          <w:cantSplit/>
-        </w:trPr>
         <w:tc>
           <w:tcPr>
-            <w:tcW w:type="dxa" w:w="4608"/>
-          </w:tcPr>
-          <w:p>
-            <w:pPr>
-              <w:keepNext/>
-              <w:spacing w:after="0" w:line="240" w:lineRule="auto"/>
-            </w:pPr>
-            <w:r/>
-            <w:r>
-              <w:rPr>
-                <w:b/>
-                <w:color w:val="0000FF"/>
-                <w:sz w:val="18"/>
-              </w:rPr>
-              <w:t>Firm-years with implied book equity above twice total assets removed</w:t>
-            </w:r>
-          </w:p>
-        </w:tc>
-        <w:tc>
-          <w:tcPr>
-            <w:tcW w:type="dxa" w:w="1728"/>
+            <w:tcW w:type="dxa" w:w="1080"/>
           </w:tcPr>
           <w:p>
             <w:pPr>
@@ -13894,23 +14481,68 @@
                 <w:color w:val="0000FF"/>
                 <w:sz w:val="18"/>
               </w:rPr>
-              <w:t>−0.019</w:t>
-            </w:r>
-            <w:r>
-              <w:br/>
-            </w:r>
-            <w:r>
-              <w:rPr>
+              <w:t>2,385</w:t>
+            </w:r>
+          </w:p>
+        </w:tc>
+      </w:tr>
+      <w:tr>
+        <w:trPr>
+          <w:cantSplit/>
+        </w:trPr>
+        <w:tc>
+          <w:tcPr>
+            <w:tcW w:type="dxa" w:w="3888"/>
+          </w:tcPr>
+          <w:p>
+            <w:pPr>
+              <w:keepNext/>
+              <w:spacing w:after="0" w:line="240" w:lineRule="auto"/>
+            </w:pPr>
+            <w:r/>
+            <w:r>
+              <w:rPr>
+                <w:b/>
                 <w:color w:val="0000FF"/>
                 <w:sz w:val="18"/>
               </w:rPr>
-              <w:t>(0.023)</w:t>
+              <w:t>Firm-years with implied book equity above twice total assets removed</w:t>
             </w:r>
           </w:p>
         </w:tc>
         <w:tc>
           <w:tcPr>
-            <w:tcW w:type="dxa" w:w="1800"/>
+            <w:tcW w:type="dxa" w:w="1584"/>
+          </w:tcPr>
+          <w:p>
+            <w:pPr>
+              <w:keepNext/>
+              <w:spacing w:after="0" w:line="240" w:lineRule="auto"/>
+              <w:jc w:val="center"/>
+            </w:pPr>
+            <w:r/>
+            <w:r>
+              <w:rPr>
+                <w:color w:val="0000FF"/>
+                <w:sz w:val="18"/>
+              </w:rPr>
+              <w:t>−0.019</w:t>
+            </w:r>
+            <w:r>
+              <w:br/>
+            </w:r>
+            <w:r>
+              <w:rPr>
+                <w:color w:val="0000FF"/>
+                <w:sz w:val="18"/>
+              </w:rPr>
+              <w:t>(0.023)</w:t>
+            </w:r>
+          </w:p>
+        </w:tc>
+        <w:tc>
+          <w:tcPr>
+            <w:tcW w:type="dxa" w:w="1656"/>
           </w:tcPr>
           <w:p>
             <w:pPr>
@@ -13958,6 +14590,26 @@
             </w:r>
           </w:p>
         </w:tc>
+        <w:tc>
+          <w:tcPr>
+            <w:tcW w:type="dxa" w:w="1080"/>
+          </w:tcPr>
+          <w:p>
+            <w:pPr>
+              <w:keepNext/>
+              <w:spacing w:after="0" w:line="240" w:lineRule="auto"/>
+              <w:jc w:val="center"/>
+            </w:pPr>
+            <w:r/>
+            <w:r>
+              <w:rPr>
+                <w:color w:val="0000FF"/>
+                <w:sz w:val="18"/>
+              </w:rPr>
+              <w:t>2,393</w:t>
+            </w:r>
+          </w:p>
+        </w:tc>
       </w:tr>
       <w:tr>
         <w:trPr>
@@ -13965,7 +14617,7 @@
         </w:trPr>
         <w:tc>
           <w:tcPr>
-            <w:tcW w:type="dxa" w:w="4608"/>
+            <w:tcW w:type="dxa" w:w="3888"/>
             <w:tcBorders>
               <w:bottom w:val="single" w:sz="6" w:color="000000"/>
             </w:tcBorders>
@@ -13987,7 +14639,7 @@
         </w:tc>
         <w:tc>
           <w:tcPr>
-            <w:tcW w:type="dxa" w:w="1728"/>
+            <w:tcW w:type="dxa" w:w="1584"/>
             <w:tcBorders>
               <w:bottom w:val="single" w:sz="6" w:color="000000"/>
             </w:tcBorders>
@@ -14019,7 +14671,7 @@
         </w:tc>
         <w:tc>
           <w:tcPr>
-            <w:tcW w:type="dxa" w:w="1800"/>
+            <w:tcW w:type="dxa" w:w="1656"/>
             <w:tcBorders>
               <w:bottom w:val="single" w:sz="6" w:color="000000"/>
             </w:tcBorders>
@@ -14071,6 +14723,28 @@
             </w:r>
           </w:p>
         </w:tc>
+        <w:tc>
+          <w:tcPr>
+            <w:tcW w:type="dxa" w:w="1080"/>
+            <w:tcBorders>
+              <w:bottom w:val="single" w:sz="6" w:color="000000"/>
+            </w:tcBorders>
+          </w:tcPr>
+          <w:p>
+            <w:pPr>
+              <w:spacing w:after="0" w:line="240" w:lineRule="auto"/>
+              <w:jc w:val="center"/>
+            </w:pPr>
+            <w:r/>
+            <w:r>
+              <w:rPr>
+                <w:color w:val="0000FF"/>
+                <w:sz w:val="18"/>
+              </w:rPr>
+              <w:t>2,412</w:t>
+            </w:r>
+          </w:p>
+        </w:tc>
       </w:tr>
     </w:tbl>
     <w:p>
@@ -14631,7 +15305,7 @@
         <w:rPr>
           <w:color w:val="0000FF"/>
         </w:rPr>
-        <w:t>Fifth, MTB ratios are missing for about a quarter of firm-years, more often for distressed and Indonesian firms, and some market capitalization records contain scale errors.</w:t>
+        <w:t>Fifth, MTB ratios are missing for 18.5% of never-scored and 9.0% of scored listed firm-years, more often for distressed and Indonesian firms, and some market capitalization records contain scale errors.</w:t>
       </w:r>
       <w:r>
         <w:rPr/>
@@ -14701,7 +15375,7 @@
         <w:rPr>
           <w:color w:val="0000FF"/>
         </w:rPr>
-        <w:t>The firms that received a first recorded score were larger than never-scored firms, and on average their market-to-book ratio had grown 10.0% more than that of similar firms over the five years before entry.</w:t>
+        <w:t>The firms that received a first recorded score were larger than never-scored firms, and on average their market-to-book ratio had grown 10.0% more than that of similar firms from five years to one year before entry.</w:t>
       </w:r>
       <w:r>
         <w:rPr/>
